--- a/CSCU9M5_assignment_reflection.docx
+++ b/CSCU9M5_assignment_reflection.docx
@@ -124,6 +124,7 @@
         <w:t xml:space="preserve">. Each grey scale image is 28by 28 pixels. </w:t>
       </w:r>
     </w:p>
+    <w:p/>
     <w:p>
       <w:r>
         <w:t xml:space="preserve">The main goal of this assignment is to </w:t>
@@ -231,6 +232,7 @@
         <w:t xml:space="preserve">and separate the label column from the pixel values. </w:t>
       </w:r>
     </w:p>
+    <w:p/>
     <w:p>
       <w:r>
         <w:t xml:space="preserve">The pixel values </w:t>
@@ -257,6 +259,7 @@
         <w:t xml:space="preserve">. </w:t>
       </w:r>
     </w:p>
+    <w:p/>
     <w:p>
       <w:r>
         <w:t xml:space="preserve">The single greyscale </w:t>
@@ -322,6 +325,529 @@
       </w:r>
       <w:r>
         <w:t xml:space="preserve">into a vector of 25 values. </w:t>
+      </w:r>
+    </w:p>
+    <w:p/>
+    <w:p>
+      <w:pPr>
+        <w:rPr>
+          <w:sz w:val="32"/>
+          <w:szCs w:val="32"/>
+        </w:rPr>
+      </w:pPr>
+      <w:r>
+        <w:rPr>
+          <w:sz w:val="32"/>
+          <w:szCs w:val="32"/>
+        </w:rPr>
+        <w:t xml:space="preserve">CNN </w:t>
+      </w:r>
+      <w:r>
+        <w:rPr>
+          <w:sz w:val="32"/>
+          <w:szCs w:val="32"/>
+        </w:rPr>
+        <w:t xml:space="preserve">Architectures </w:t>
+      </w:r>
+    </w:p>
+    <w:p>
+      <w:r>
+        <w:t>Two CNN architectures are designed and tested for this assignment</w:t>
+      </w:r>
+      <w:r>
+        <w:t xml:space="preserve">: a baseline CNN and an enhanced VGG-style CNN. </w:t>
+      </w:r>
+    </w:p>
+    <w:p/>
+    <w:p>
+      <w:r>
+        <w:t xml:space="preserve">The baseline CNN consists of two </w:t>
+      </w:r>
+      <w:r>
+        <w:t xml:space="preserve">convolutional blocks and a classifier head. </w:t>
+      </w:r>
+      <w:r>
+        <w:t>MaxPooling2D comes after a Conv2D</w:t>
+      </w:r>
+      <w:r>
+        <w:t xml:space="preserve"> layer with 32 filters and </w:t>
+      </w:r>
+      <w:r>
+        <w:t xml:space="preserve">a 3x3 kernel in the first </w:t>
+      </w:r>
+      <w:r>
+        <w:lastRenderedPageBreak/>
+        <w:t xml:space="preserve">block. </w:t>
+      </w:r>
+      <w:r>
+        <w:t>Another MaxPooling2D layer comes after a Conv2D layer with 64</w:t>
+      </w:r>
+      <w:r>
+        <w:t xml:space="preserve"> filters and a 3x3 kernel in the second block. The filter </w:t>
+      </w:r>
+      <w:r>
+        <w:t xml:space="preserve">count doubles between the layers </w:t>
+      </w:r>
+      <w:r>
+        <w:t xml:space="preserve">because the earlier layers identify simple edges while the deeper layers identify more </w:t>
+      </w:r>
+      <w:r>
+        <w:t xml:space="preserve">complicated features. </w:t>
+      </w:r>
+      <w:r>
+        <w:t xml:space="preserve">A Flatten layer, a Dense layer with 128 neurons </w:t>
+      </w:r>
+      <w:r>
+        <w:t>and ReLU activation, a Dropout layer with a rate of 0.5</w:t>
+      </w:r>
+      <w:r>
+        <w:t xml:space="preserve">, and a final Dense layer with 25 neurons with softmax activation for </w:t>
+      </w:r>
+      <w:r>
+        <w:t xml:space="preserve">classification </w:t>
+      </w:r>
+      <w:r>
+        <w:t>follow</w:t>
+      </w:r>
+      <w:r>
+        <w:t xml:space="preserve">s </w:t>
+      </w:r>
+      <w:r>
+        <w:t xml:space="preserve">the convolutional blocks. </w:t>
+      </w:r>
+      <w:r>
+        <w:t xml:space="preserve">There </w:t>
+      </w:r>
+      <w:proofErr w:type="gramStart"/>
+      <w:r>
+        <w:t>are</w:t>
+      </w:r>
+      <w:proofErr w:type="gramEnd"/>
+      <w:r>
+        <w:t xml:space="preserve"> a total of 423,577 trainable parameters in the baseline model. </w:t>
+      </w:r>
+    </w:p>
+    <w:p/>
+    <w:p>
+      <w:r>
+        <w:t xml:space="preserve">The enhanced model is inspired by </w:t>
+      </w:r>
+      <w:proofErr w:type="spellStart"/>
+      <w:r>
+        <w:t>VGG</w:t>
+      </w:r>
+      <w:r>
+        <w:t>Net</w:t>
+      </w:r>
+      <w:proofErr w:type="spellEnd"/>
+      <w:r>
+        <w:t xml:space="preserve"> (Sim</w:t>
+      </w:r>
+      <w:r>
+        <w:t>onyan and Zisserman, 2014</w:t>
+      </w:r>
+      <w:r>
+        <w:t>)</w:t>
+      </w:r>
+      <w:r>
+        <w:t xml:space="preserve">. </w:t>
+      </w:r>
+      <w:r>
+        <w:t xml:space="preserve">The representational power at each spatial scale is increased by two </w:t>
+      </w:r>
+      <w:r>
+        <w:t xml:space="preserve">convolutional layers instead of one before each pooling operation. </w:t>
+      </w:r>
+      <w:r>
+        <w:t>Three blocks, each having a filter size of 32, 64 and 128, make up the model</w:t>
+      </w:r>
+      <w:r>
+        <w:t xml:space="preserve">. After every convolutional layer, </w:t>
+      </w:r>
+      <w:proofErr w:type="spellStart"/>
+      <w:r>
+        <w:t>BatchNormalisation</w:t>
+      </w:r>
+      <w:proofErr w:type="spellEnd"/>
+      <w:r>
+        <w:t xml:space="preserve"> is app</w:t>
+      </w:r>
+      <w:r>
+        <w:t xml:space="preserve">lied to </w:t>
+      </w:r>
+      <w:r>
+        <w:t xml:space="preserve">stabilise training and allow for quicker convergence. </w:t>
+      </w:r>
+      <w:r>
+        <w:t xml:space="preserve">To reduce overfitting, a dropout rate of 0.25 is applied after each block. </w:t>
+      </w:r>
+      <w:r>
+        <w:t xml:space="preserve">Flatten is replaced with GlobalAveragePooling2D, which reduces the number of parameters </w:t>
+      </w:r>
+      <w:r>
+        <w:t xml:space="preserve">and therefore the risk of overfitting. </w:t>
+      </w:r>
+      <w:r>
+        <w:t>The enhanced model has a total of 4</w:t>
+      </w:r>
+      <w:r>
+        <w:t>3</w:t>
+      </w:r>
+      <w:r>
+        <w:t>8,585 parameters</w:t>
+      </w:r>
+      <w:r>
+        <w:t xml:space="preserve"> out of which </w:t>
+      </w:r>
+      <w:r>
+        <w:t xml:space="preserve">437,561 are trainable and the rest </w:t>
+      </w:r>
+      <w:r>
+        <w:t xml:space="preserve">1,024 are non-trainable. </w:t>
+      </w:r>
+    </w:p>
+    <w:p/>
+    <w:p>
+      <w:r>
+        <w:t xml:space="preserve">Both the models use softmax for the </w:t>
+      </w:r>
+      <w:r>
+        <w:t>output</w:t>
+      </w:r>
+      <w:r>
+        <w:t xml:space="preserve"> layer and</w:t>
+      </w:r>
+      <w:r>
+        <w:t xml:space="preserve"> ReLU activation for all the hidden layers</w:t>
+      </w:r>
+      <w:r>
+        <w:t xml:space="preserve">. The Adam optimiser with a learning rate of 0.001 is used </w:t>
+      </w:r>
+      <w:r>
+        <w:t xml:space="preserve">because it is more </w:t>
+      </w:r>
+      <w:r>
+        <w:t>stable</w:t>
+      </w:r>
+      <w:r>
+        <w:t xml:space="preserve"> than a fixed learning rate as it automatically adjusts </w:t>
+      </w:r>
+      <w:r>
+        <w:t xml:space="preserve">the learning rate per weight. </w:t>
+      </w:r>
+      <w:r>
+        <w:t xml:space="preserve">Categorical cross entropy </w:t>
+      </w:r>
+      <w:r>
+        <w:t>was</w:t>
+      </w:r>
+      <w:r>
+        <w:t xml:space="preserve"> used as a </w:t>
+      </w:r>
+      <w:r>
+        <w:t xml:space="preserve">loss function as it is the standard </w:t>
+      </w:r>
+      <w:r>
+        <w:t xml:space="preserve">choice for multi-class classification problems. </w:t>
+      </w:r>
+    </w:p>
+    <w:p/>
+    <w:p>
+      <w:pPr>
+        <w:rPr>
+          <w:sz w:val="32"/>
+          <w:szCs w:val="32"/>
+        </w:rPr>
+      </w:pPr>
+      <w:r>
+        <w:rPr>
+          <w:sz w:val="32"/>
+          <w:szCs w:val="32"/>
+        </w:rPr>
+        <w:t xml:space="preserve">Training and results </w:t>
+      </w:r>
+      <w:r>
+        <w:rPr>
+          <w:sz w:val="32"/>
+          <w:szCs w:val="32"/>
+        </w:rPr>
+        <w:t>(change the values after run</w:t>
+      </w:r>
+      <w:r>
+        <w:rPr>
+          <w:sz w:val="32"/>
+          <w:szCs w:val="32"/>
+        </w:rPr>
+        <w:t>ning</w:t>
+      </w:r>
+      <w:r>
+        <w:rPr>
+          <w:sz w:val="32"/>
+          <w:szCs w:val="32"/>
+        </w:rPr>
+        <w:t xml:space="preserve"> the program </w:t>
+      </w:r>
+      <w:proofErr w:type="gramStart"/>
+      <w:r>
+        <w:rPr>
+          <w:sz w:val="32"/>
+          <w:szCs w:val="32"/>
+        </w:rPr>
+        <w:t xml:space="preserve">and </w:t>
+      </w:r>
+      <w:r>
+        <w:rPr>
+          <w:sz w:val="32"/>
+          <w:szCs w:val="32"/>
+        </w:rPr>
+        <w:t>also</w:t>
+      </w:r>
+      <w:proofErr w:type="gramEnd"/>
+      <w:r>
+        <w:rPr>
+          <w:sz w:val="32"/>
+          <w:szCs w:val="32"/>
+        </w:rPr>
+        <w:t xml:space="preserve"> SS</w:t>
+      </w:r>
+      <w:r>
+        <w:rPr>
+          <w:sz w:val="32"/>
+          <w:szCs w:val="32"/>
+        </w:rPr>
+        <w:t>)</w:t>
+      </w:r>
+    </w:p>
+    <w:p>
+      <w:r>
+        <w:t xml:space="preserve">The Adam Optimiser was used to train both the models </w:t>
+      </w:r>
+      <w:r>
+        <w:t xml:space="preserve">with a batch size of </w:t>
+      </w:r>
+      <w:r>
+        <w:t>256</w:t>
+      </w:r>
+      <w:r>
+        <w:t xml:space="preserve"> and </w:t>
+      </w:r>
+      <w:r>
+        <w:t xml:space="preserve">a learning rate of 0.001. maximum </w:t>
+      </w:r>
+      <w:r>
+        <w:t xml:space="preserve">number of </w:t>
+      </w:r>
+      <w:r>
+        <w:t xml:space="preserve">epochs was set to 50 </w:t>
+      </w:r>
+      <w:r>
+        <w:t xml:space="preserve">but </w:t>
+      </w:r>
+      <w:proofErr w:type="spellStart"/>
+      <w:r>
+        <w:t>EarlyStopping</w:t>
+      </w:r>
+      <w:proofErr w:type="spellEnd"/>
+      <w:r>
+        <w:t xml:space="preserve"> was also used to</w:t>
+      </w:r>
+      <w:r>
+        <w:t xml:space="preserve"> stop training when validation accuracy did not improve for 10 consecutive epochs. </w:t>
+      </w:r>
+      <w:proofErr w:type="spellStart"/>
+      <w:r>
+        <w:t>ReduceLR</w:t>
+      </w:r>
+      <w:r>
+        <w:t>OnPlateau</w:t>
+      </w:r>
+      <w:proofErr w:type="spellEnd"/>
+      <w:r>
+        <w:t xml:space="preserve"> was also used to cut the learning</w:t>
+      </w:r>
+      <w:r>
+        <w:t xml:space="preserve"> rate in half </w:t>
+      </w:r>
+      <w:r>
+        <w:t xml:space="preserve">when the validation loss stopped improving for 5 epochs. </w:t>
+      </w:r>
+    </w:p>
+    <w:p/>
+    <w:p>
+      <w:r>
+        <w:t xml:space="preserve">The baseline CNN had a test accuracy </w:t>
+      </w:r>
+      <w:r>
+        <w:t xml:space="preserve">of </w:t>
+      </w:r>
+      <w:r>
+        <w:t>90.98</w:t>
+      </w:r>
+      <w:r>
+        <w:t>% after training for 2</w:t>
+      </w:r>
+      <w:r>
+        <w:t xml:space="preserve">0 </w:t>
+      </w:r>
+      <w:proofErr w:type="gramStart"/>
+      <w:r>
+        <w:t>epochs</w:t>
+      </w:r>
+      <w:r>
+        <w:t>.</w:t>
+      </w:r>
+      <w:r>
+        <w:t>*</w:t>
+      </w:r>
+      <w:proofErr w:type="gramEnd"/>
+      <w:r>
+        <w:t>**</w:t>
+      </w:r>
+      <w:r>
+        <w:t xml:space="preserve"> Through</w:t>
+      </w:r>
+      <w:r>
+        <w:t>out</w:t>
+      </w:r>
+      <w:r>
+        <w:t xml:space="preserve"> training the validation accuracy </w:t>
+      </w:r>
+      <w:r>
+        <w:t xml:space="preserve">was constantly higher than the training accuracy </w:t>
+      </w:r>
+      <w:r>
+        <w:t xml:space="preserve">which shows that the dropout layer was effectively preventing overfitting </w:t>
+      </w:r>
+    </w:p>
+    <w:p/>
+    <w:p>
+      <w:r>
+        <w:t xml:space="preserve">The convergence of the </w:t>
+      </w:r>
+      <w:r>
+        <w:t xml:space="preserve">enhanced CNN was much higher, attaining 100% </w:t>
+      </w:r>
+      <w:r>
+        <w:t xml:space="preserve">test </w:t>
+      </w:r>
+      <w:r>
+        <w:t>accuracy</w:t>
+      </w:r>
+      <w:r>
+        <w:t xml:space="preserve"> </w:t>
+      </w:r>
+      <w:r>
+        <w:t>in 18 epochs and a near perfect validation by epoch 8 ***</w:t>
+      </w:r>
+      <w:r>
+        <w:t xml:space="preserve">. As the </w:t>
+      </w:r>
+      <w:proofErr w:type="spellStart"/>
+      <w:r>
+        <w:t>BatchNormalisation</w:t>
+      </w:r>
+      <w:proofErr w:type="spellEnd"/>
+      <w:r>
+        <w:t xml:space="preserve"> layers were warming up </w:t>
+      </w:r>
+      <w:r>
+        <w:t xml:space="preserve">over the first few epochs, the </w:t>
+      </w:r>
+      <w:r>
+        <w:t>model’s</w:t>
+      </w:r>
+      <w:r>
+        <w:t xml:space="preserve"> validation loss was unstable</w:t>
+      </w:r>
+      <w:r>
+        <w:t>,</w:t>
+      </w:r>
+      <w:r>
+        <w:t xml:space="preserve"> but it</w:t>
+      </w:r>
+      <w:r>
+        <w:t xml:space="preserve"> was</w:t>
+      </w:r>
+      <w:r>
+        <w:t xml:space="preserve"> soon </w:t>
+      </w:r>
+      <w:r>
+        <w:t xml:space="preserve">stabilised. </w:t>
+      </w:r>
+    </w:p>
+    <w:p/>
+    <w:p>
+      <w:r>
+        <w:t>There are many misclassifications in the baseline model’s confusion matrix, espe</w:t>
+      </w:r>
+      <w:r>
+        <w:t xml:space="preserve">cially between visually </w:t>
+      </w:r>
+      <w:r>
+        <w:t>similarly</w:t>
+      </w:r>
+      <w:r>
+        <w:t xml:space="preserve"> letters</w:t>
+      </w:r>
+      <w:r>
+        <w:t xml:space="preserve">. Whereas in the </w:t>
+      </w:r>
+      <w:r>
+        <w:t xml:space="preserve">confusion matrix of the </w:t>
+      </w:r>
+      <w:r>
+        <w:t xml:space="preserve">enhanced model, a </w:t>
+      </w:r>
+      <w:r>
+        <w:t xml:space="preserve">complete </w:t>
+      </w:r>
+      <w:r>
+        <w:t>diagonal</w:t>
+      </w:r>
+      <w:r>
+        <w:t xml:space="preserve"> with almost no </w:t>
+      </w:r>
+      <w:r>
+        <w:t xml:space="preserve">misclassifications is shown. </w:t>
+      </w:r>
+      <w:r>
+        <w:t xml:space="preserve">The baseline model had lower results for more difficult classes </w:t>
+      </w:r>
+      <w:r>
+        <w:t xml:space="preserve">whereas the enhanced model </w:t>
+      </w:r>
+      <w:r>
+        <w:lastRenderedPageBreak/>
+        <w:t>achieved a near perfect score</w:t>
+      </w:r>
+      <w:r>
+        <w:t>s</w:t>
+      </w:r>
+      <w:r>
+        <w:t xml:space="preserve"> for </w:t>
+      </w:r>
+      <w:r>
+        <w:t>precision, recall and F1</w:t>
+      </w:r>
+      <w:r>
+        <w:t xml:space="preserve"> </w:t>
+      </w:r>
+      <w:r>
+        <w:t xml:space="preserve">across all 24 classes which was </w:t>
+      </w:r>
+      <w:r>
+        <w:t>confirmed by the classification</w:t>
+      </w:r>
+      <w:r>
+        <w:t xml:space="preserve"> table</w:t>
+      </w:r>
+      <w:r>
+        <w:t xml:space="preserve">. </w:t>
+      </w:r>
+    </w:p>
+    <w:p>
+      <w:r>
+        <w:t xml:space="preserve"> </w:t>
       </w:r>
     </w:p>
     <w:sectPr>

--- a/CSCU9M5_assignment_reflection.docx
+++ b/CSCU9M5_assignment_reflection.docx
@@ -121,7 +121,13 @@
         <w:t>(A-Y excluding J and Z which require motion)</w:t>
       </w:r>
       <w:r>
-        <w:t xml:space="preserve">. Each grey scale image is 28by 28 pixels. </w:t>
+        <w:t>. Each grey scale image is 28</w:t>
+      </w:r>
+      <w:r>
+        <w:t xml:space="preserve"> </w:t>
+      </w:r>
+      <w:r>
+        <w:t xml:space="preserve">by 28 pixels. </w:t>
       </w:r>
     </w:p>
     <w:p/>
@@ -151,7 +157,13 @@
         <w:t>nd training a baseline CNN</w:t>
       </w:r>
       <w:r>
-        <w:t>, an improves VGG</w:t>
+        <w:t>, an improve</w:t>
+      </w:r>
+      <w:r>
+        <w:t>d</w:t>
+      </w:r>
+      <w:r>
+        <w:t xml:space="preserve"> VGG</w:t>
       </w:r>
       <w:r>
         <w:t>-</w:t>
@@ -566,290 +578,1489 @@
         </w:rPr>
         <w:t xml:space="preserve">Training and results </w:t>
       </w:r>
-      <w:r>
+    </w:p>
+    <w:p>
+      <w:r>
+        <w:t xml:space="preserve">The Adam Optimiser was used to train both the models </w:t>
+      </w:r>
+      <w:r>
+        <w:t xml:space="preserve">with a batch size of </w:t>
+      </w:r>
+      <w:r>
+        <w:t>64</w:t>
+      </w:r>
+      <w:r>
+        <w:t xml:space="preserve"> and </w:t>
+      </w:r>
+      <w:r>
+        <w:t>a learning rate of 0.00</w:t>
+      </w:r>
+      <w:r>
+        <w:t>1</w:t>
+      </w:r>
+      <w:r>
+        <w:t xml:space="preserve">. </w:t>
+      </w:r>
+      <w:r>
+        <w:t xml:space="preserve"> </w:t>
+      </w:r>
+      <w:r>
+        <w:t>M</w:t>
+      </w:r>
+      <w:r>
+        <w:t xml:space="preserve">aximum </w:t>
+      </w:r>
+      <w:r>
+        <w:t xml:space="preserve">number of </w:t>
+      </w:r>
+      <w:r>
+        <w:t xml:space="preserve">epochs was set to </w:t>
+      </w:r>
+      <w:r>
+        <w:t>30</w:t>
+      </w:r>
+      <w:r>
+        <w:t xml:space="preserve"> </w:t>
+      </w:r>
+      <w:r>
+        <w:t xml:space="preserve">but </w:t>
+      </w:r>
+      <w:proofErr w:type="spellStart"/>
+      <w:r>
+        <w:t>EarlyStopping</w:t>
+      </w:r>
+      <w:proofErr w:type="spellEnd"/>
+      <w:r>
+        <w:t xml:space="preserve"> was also used to</w:t>
+      </w:r>
+      <w:r>
+        <w:t xml:space="preserve"> stop training when validation accuracy did not improve for 10 consecutive epochs. </w:t>
+      </w:r>
+      <w:proofErr w:type="gramStart"/>
+      <w:r>
+        <w:t>In order to</w:t>
+      </w:r>
+      <w:proofErr w:type="gramEnd"/>
+      <w:r>
+        <w:t xml:space="preserve"> help the model fine-tune without diverging, </w:t>
+      </w:r>
+      <w:proofErr w:type="spellStart"/>
+      <w:r>
+        <w:t>ReduceLR</w:t>
+      </w:r>
+      <w:r>
+        <w:t>OnPlateau</w:t>
+      </w:r>
+      <w:proofErr w:type="spellEnd"/>
+      <w:r>
+        <w:t xml:space="preserve"> was also used to cut the learning</w:t>
+      </w:r>
+      <w:r>
+        <w:t xml:space="preserve"> rate in half </w:t>
+      </w:r>
+      <w:r>
+        <w:t xml:space="preserve">when the validation loss stopped improving for 5 epochs. </w:t>
+      </w:r>
+      <w:r>
+        <w:t>Dropout was used in both the models as a regularisation approach</w:t>
+      </w:r>
+      <w:r>
+        <w:t>; 0.5 in the baseline model and 0.25 in the enhanced model</w:t>
+      </w:r>
+      <w:r>
+        <w:t xml:space="preserve">. </w:t>
+      </w:r>
+      <w:proofErr w:type="spellStart"/>
+      <w:r>
+        <w:t>BatchNormalisation</w:t>
+      </w:r>
+      <w:proofErr w:type="spellEnd"/>
+      <w:r>
+        <w:t xml:space="preserve"> was also used in the enhanced model </w:t>
+      </w:r>
+      <w:r>
+        <w:t xml:space="preserve">after each convolutional layer to stabilise training. </w:t>
+      </w:r>
+    </w:p>
+    <w:p/>
+    <w:p/>
+    <w:p>
+      <w:pPr>
+        <w:rPr>
+          <w:b/>
+          <w:bCs/>
+          <w:sz w:val="28"/>
+          <w:szCs w:val="28"/>
+        </w:rPr>
+      </w:pPr>
+      <w:r>
+        <w:rPr>
+          <w:b/>
+          <w:bCs/>
+          <w:sz w:val="28"/>
+          <w:szCs w:val="28"/>
+        </w:rPr>
+        <w:lastRenderedPageBreak/>
+        <w:t>Training Curves:</w:t>
+      </w:r>
+      <w:r>
+        <w:rPr>
+          <w:noProof/>
+        </w:rPr>
+        <w:t xml:space="preserve"> </w:t>
+      </w:r>
+      <w:r>
+        <w:rPr>
+          <w:b/>
+          <w:bCs/>
+          <w:sz w:val="28"/>
+          <w:szCs w:val="28"/>
+        </w:rPr>
+        <w:drawing>
+          <wp:inline distT="0" distB="0" distL="0" distR="0" wp14:anchorId="1357536D" wp14:editId="7A74A0EE">
+            <wp:extent cx="5731510" cy="4057650"/>
+            <wp:effectExtent l="0" t="0" r="0" b="6350"/>
+            <wp:docPr id="646128430" name="Picture 1" descr="A graph of different colored lines&#10;&#10;AI-generated content may be incorrect."/>
+            <wp:cNvGraphicFramePr>
+              <a:graphicFrameLocks xmlns:a="http://schemas.openxmlformats.org/drawingml/2006/main" noChangeAspect="1"/>
+            </wp:cNvGraphicFramePr>
+            <a:graphic xmlns:a="http://schemas.openxmlformats.org/drawingml/2006/main">
+              <a:graphicData uri="http://schemas.openxmlformats.org/drawingml/2006/picture">
+                <pic:pic xmlns:pic="http://schemas.openxmlformats.org/drawingml/2006/picture">
+                  <pic:nvPicPr>
+                    <pic:cNvPr id="646128430" name="Picture 1" descr="A graph of different colored lines&#10;&#10;AI-generated content may be incorrect."/>
+                    <pic:cNvPicPr/>
+                  </pic:nvPicPr>
+                  <pic:blipFill>
+                    <a:blip r:embed="rId7"/>
+                    <a:stretch>
+                      <a:fillRect/>
+                    </a:stretch>
+                  </pic:blipFill>
+                  <pic:spPr>
+                    <a:xfrm>
+                      <a:off x="0" y="0"/>
+                      <a:ext cx="5731510" cy="4057650"/>
+                    </a:xfrm>
+                    <a:prstGeom prst="rect">
+                      <a:avLst/>
+                    </a:prstGeom>
+                  </pic:spPr>
+                </pic:pic>
+              </a:graphicData>
+            </a:graphic>
+          </wp:inline>
+        </w:drawing>
+      </w:r>
+    </w:p>
+    <w:p>
+      <w:r>
+        <w:t xml:space="preserve">The baseline CNN had a test accuracy </w:t>
+      </w:r>
+      <w:r>
+        <w:t xml:space="preserve">of </w:t>
+      </w:r>
+      <w:r>
+        <w:t>9</w:t>
+      </w:r>
+      <w:r>
+        <w:t>1</w:t>
+      </w:r>
+      <w:r>
+        <w:t>.8</w:t>
+      </w:r>
+      <w:r>
+        <w:t>3</w:t>
+      </w:r>
+      <w:r>
+        <w:t xml:space="preserve">% after training for </w:t>
+      </w:r>
+      <w:r>
+        <w:t>1</w:t>
+      </w:r>
+      <w:r>
+        <w:t>9</w:t>
+      </w:r>
+      <w:r>
+        <w:t xml:space="preserve"> </w:t>
+      </w:r>
+      <w:r>
+        <w:t>epochs</w:t>
+      </w:r>
+      <w:r>
+        <w:t>.</w:t>
+      </w:r>
+      <w:r>
+        <w:t xml:space="preserve"> </w:t>
+      </w:r>
+      <w:r>
+        <w:t>Through</w:t>
+      </w:r>
+      <w:r>
+        <w:t>out</w:t>
+      </w:r>
+      <w:r>
+        <w:t xml:space="preserve"> training the validation accuracy </w:t>
+      </w:r>
+      <w:r>
+        <w:t xml:space="preserve">was constantly higher than the training accuracy </w:t>
+      </w:r>
+      <w:r>
+        <w:t xml:space="preserve">which shows that the dropout layer was effectively preventing overfitting </w:t>
+      </w:r>
+    </w:p>
+    <w:p>
+      <w:r>
+        <w:t xml:space="preserve">The convergence of the </w:t>
+      </w:r>
+      <w:r>
+        <w:t xml:space="preserve">enhanced CNN was much higher, attaining </w:t>
+      </w:r>
+      <w:r>
+        <w:t>9</w:t>
+      </w:r>
+      <w:r>
+        <w:t>8.83</w:t>
+      </w:r>
+      <w:r>
+        <w:t xml:space="preserve">% </w:t>
+      </w:r>
+      <w:r>
+        <w:t xml:space="preserve">test </w:t>
+      </w:r>
+      <w:r>
+        <w:t>accuracy</w:t>
+      </w:r>
+      <w:r>
+        <w:t xml:space="preserve"> </w:t>
+      </w:r>
+      <w:r>
+        <w:t>in 1</w:t>
+      </w:r>
+      <w:r>
+        <w:t>3</w:t>
+      </w:r>
+      <w:r>
+        <w:t xml:space="preserve"> epochs and a near perfect validation by epoch </w:t>
+      </w:r>
+      <w:r>
+        <w:t>2</w:t>
+      </w:r>
+      <w:r>
+        <w:t xml:space="preserve">. As the </w:t>
+      </w:r>
+      <w:proofErr w:type="spellStart"/>
+      <w:r>
+        <w:t>BatchNormalisation</w:t>
+      </w:r>
+      <w:proofErr w:type="spellEnd"/>
+      <w:r>
+        <w:t xml:space="preserve"> layers were warming up </w:t>
+      </w:r>
+      <w:r>
+        <w:t xml:space="preserve">over the first few epochs, the </w:t>
+      </w:r>
+      <w:r>
+        <w:t>model’s</w:t>
+      </w:r>
+      <w:r>
+        <w:t xml:space="preserve"> validation loss was unstable</w:t>
+      </w:r>
+      <w:r>
+        <w:t>,</w:t>
+      </w:r>
+      <w:r>
+        <w:t xml:space="preserve"> but it</w:t>
+      </w:r>
+      <w:r>
+        <w:t xml:space="preserve"> was</w:t>
+      </w:r>
+      <w:r>
+        <w:t xml:space="preserve"> soon </w:t>
+      </w:r>
+      <w:r>
+        <w:t>stabilised.</w:t>
+      </w:r>
+      <w:r>
+        <w:t xml:space="preserve"> The </w:t>
+      </w:r>
+      <w:proofErr w:type="spellStart"/>
+      <w:r>
+        <w:t>Redu</w:t>
+      </w:r>
+      <w:r>
+        <w:t>ceLROnPlateau</w:t>
+      </w:r>
+      <w:proofErr w:type="spellEnd"/>
+      <w:r>
+        <w:t xml:space="preserve"> callback cut the learning rate in half around epoch 10</w:t>
+      </w:r>
+      <w:r>
+        <w:t xml:space="preserve"> which </w:t>
+      </w:r>
+      <w:r>
+        <w:t>i</w:t>
+      </w:r>
+      <w:r>
+        <w:t>s when the validation loss sp</w:t>
+      </w:r>
+      <w:r>
+        <w:t>i</w:t>
+      </w:r>
+      <w:r>
+        <w:t>ke</w:t>
+      </w:r>
+      <w:r>
+        <w:t>d</w:t>
+      </w:r>
+      <w:r>
+        <w:t xml:space="preserve"> but then it stabilised again. </w:t>
+      </w:r>
+    </w:p>
+    <w:p/>
+    <w:p>
+      <w:pPr>
+        <w:rPr>
+          <w:b/>
+          <w:bCs/>
+          <w:sz w:val="28"/>
+          <w:szCs w:val="28"/>
+        </w:rPr>
+      </w:pPr>
+      <w:r>
+        <w:rPr>
+          <w:b/>
+          <w:bCs/>
+          <w:sz w:val="28"/>
+          <w:szCs w:val="28"/>
+        </w:rPr>
+        <w:t>Model Comparison:</w:t>
+      </w:r>
+    </w:p>
+    <w:p>
+      <w:pPr>
+        <w:rPr>
+          <w:b/>
+          <w:bCs/>
+          <w:sz w:val="28"/>
+          <w:szCs w:val="28"/>
+        </w:rPr>
+      </w:pPr>
+      <w:r>
+        <w:rPr>
+          <w:b/>
+          <w:bCs/>
+          <w:sz w:val="28"/>
+          <w:szCs w:val="28"/>
+        </w:rPr>
+        <w:drawing>
+          <wp:inline distT="0" distB="0" distL="0" distR="0" wp14:anchorId="382B3841" wp14:editId="15159D0F">
+            <wp:extent cx="4013200" cy="1765300"/>
+            <wp:effectExtent l="0" t="0" r="0" b="0"/>
+            <wp:docPr id="34782258" name="Picture 1" descr="A screenshot of a test&#10;&#10;AI-generated content may be incorrect."/>
+            <wp:cNvGraphicFramePr>
+              <a:graphicFrameLocks xmlns:a="http://schemas.openxmlformats.org/drawingml/2006/main" noChangeAspect="1"/>
+            </wp:cNvGraphicFramePr>
+            <a:graphic xmlns:a="http://schemas.openxmlformats.org/drawingml/2006/main">
+              <a:graphicData uri="http://schemas.openxmlformats.org/drawingml/2006/picture">
+                <pic:pic xmlns:pic="http://schemas.openxmlformats.org/drawingml/2006/picture">
+                  <pic:nvPicPr>
+                    <pic:cNvPr id="34782258" name="Picture 1" descr="A screenshot of a test&#10;&#10;AI-generated content may be incorrect."/>
+                    <pic:cNvPicPr/>
+                  </pic:nvPicPr>
+                  <pic:blipFill>
+                    <a:blip r:embed="rId8"/>
+                    <a:stretch>
+                      <a:fillRect/>
+                    </a:stretch>
+                  </pic:blipFill>
+                  <pic:spPr>
+                    <a:xfrm>
+                      <a:off x="0" y="0"/>
+                      <a:ext cx="4013200" cy="1765300"/>
+                    </a:xfrm>
+                    <a:prstGeom prst="rect">
+                      <a:avLst/>
+                    </a:prstGeom>
+                  </pic:spPr>
+                </pic:pic>
+              </a:graphicData>
+            </a:graphic>
+          </wp:inline>
+        </w:drawing>
+      </w:r>
+    </w:p>
+    <w:p>
+      <w:r>
+        <w:t>The performance of both the model</w:t>
+      </w:r>
+      <w:r>
+        <w:t>s</w:t>
+      </w:r>
+      <w:r>
+        <w:t xml:space="preserve"> </w:t>
+      </w:r>
+      <w:r>
+        <w:t xml:space="preserve">on the test set is summarised here. </w:t>
+      </w:r>
+      <w:r>
+        <w:t xml:space="preserve">The enhanced model performed better than the baseline model in every </w:t>
+      </w:r>
+      <w:r>
+        <w:t>metric</w:t>
+      </w:r>
+      <w:r>
+        <w:t xml:space="preserve"> with an accuracy of </w:t>
+      </w:r>
+      <w:r>
+        <w:t>9</w:t>
+      </w:r>
+      <w:r>
+        <w:t>8</w:t>
+      </w:r>
+      <w:r>
+        <w:t>.</w:t>
+      </w:r>
+      <w:r>
+        <w:t>83</w:t>
+      </w:r>
+      <w:r>
+        <w:t>%</w:t>
+      </w:r>
+      <w:r>
+        <w:t xml:space="preserve"> </w:t>
+      </w:r>
+      <w:r>
+        <w:t>compared to 9</w:t>
+      </w:r>
+      <w:r>
+        <w:t>1</w:t>
+      </w:r>
+      <w:r>
+        <w:t>.</w:t>
+      </w:r>
+      <w:r>
+        <w:t>83</w:t>
+      </w:r>
+      <w:r>
+        <w:t>%</w:t>
+      </w:r>
+      <w:r>
+        <w:t xml:space="preserve"> </w:t>
+      </w:r>
+      <w:r>
+        <w:t xml:space="preserve">for the baseline model. </w:t>
+      </w:r>
+      <w:r>
+        <w:t xml:space="preserve">The enhanced model had more </w:t>
+      </w:r>
+      <w:r>
+        <w:lastRenderedPageBreak/>
+        <w:t>parameters than the baseline model</w:t>
+      </w:r>
+      <w:r>
+        <w:t xml:space="preserve"> </w:t>
+      </w:r>
+      <w:r>
+        <w:t>which reduced the loss from 0.</w:t>
+      </w:r>
+      <w:r>
+        <w:t>2913</w:t>
+      </w:r>
+      <w:r>
+        <w:t xml:space="preserve"> in baseline to 0.0</w:t>
+      </w:r>
+      <w:r>
+        <w:t>304</w:t>
+      </w:r>
+      <w:r>
+        <w:t xml:space="preserve"> in enhanced model</w:t>
+      </w:r>
+      <w:r>
+        <w:t xml:space="preserve">. The enhanced model trained for </w:t>
+      </w:r>
+      <w:r>
+        <w:t xml:space="preserve">13 epochs in </w:t>
+      </w:r>
+      <w:r>
+        <w:t>72 seconds whereas the baseline model trained for 19 epochs in 42 seconds</w:t>
+      </w:r>
+      <w:r>
+        <w:t xml:space="preserve">. Random </w:t>
+      </w:r>
+      <w:r>
+        <w:t>weight</w:t>
+      </w:r>
+      <w:r>
+        <w:t xml:space="preserve"> </w:t>
+      </w:r>
+      <w:r>
+        <w:t>initialisation</w:t>
+      </w:r>
+      <w:r>
+        <w:t xml:space="preserve"> caused the training times to change across runs, but the enhanced model </w:t>
+      </w:r>
+      <w:r>
+        <w:t>consistently achieved more accuracy than the baseline</w:t>
+      </w:r>
+      <w:r>
+        <w:t xml:space="preserve"> model. </w:t>
+      </w:r>
+    </w:p>
+    <w:p>
+      <w:pPr>
+        <w:rPr>
+          <w:b/>
+          <w:bCs/>
+          <w:sz w:val="28"/>
+          <w:szCs w:val="28"/>
+        </w:rPr>
+      </w:pPr>
+    </w:p>
+    <w:p>
+      <w:pPr>
+        <w:rPr>
+          <w:b/>
+          <w:bCs/>
+          <w:sz w:val="28"/>
+          <w:szCs w:val="28"/>
+        </w:rPr>
+      </w:pPr>
+      <w:r>
+        <w:rPr>
+          <w:b/>
+          <w:bCs/>
+          <w:sz w:val="28"/>
+          <w:szCs w:val="28"/>
+        </w:rPr>
+        <w:t>Confusion matrix analysis</w:t>
+      </w:r>
+      <w:r>
+        <w:rPr>
+          <w:b/>
+          <w:bCs/>
+          <w:sz w:val="28"/>
+          <w:szCs w:val="28"/>
+        </w:rPr>
+        <w:t>:</w:t>
+      </w:r>
+      <w:r>
+        <w:rPr>
+          <w:b/>
+          <w:bCs/>
+          <w:sz w:val="28"/>
+          <w:szCs w:val="28"/>
+        </w:rPr>
+        <w:t xml:space="preserve"> </w:t>
+      </w:r>
+    </w:p>
+    <w:p>
+      <w:pPr>
+        <w:rPr>
+          <w:b/>
+          <w:bCs/>
+          <w:sz w:val="28"/>
+          <w:szCs w:val="28"/>
+        </w:rPr>
+      </w:pPr>
+      <w:r>
+        <w:rPr>
+          <w:b/>
+          <w:bCs/>
+          <w:sz w:val="28"/>
+          <w:szCs w:val="28"/>
+        </w:rPr>
+        <w:drawing>
+          <wp:inline distT="0" distB="0" distL="0" distR="0" wp14:anchorId="51252ED8" wp14:editId="38E51C88">
+            <wp:extent cx="6365240" cy="3681454"/>
+            <wp:effectExtent l="0" t="0" r="0" b="1905"/>
+            <wp:docPr id="857034052" name="Picture 1" descr="A comparison of a graph&#10;&#10;AI-generated content may be incorrect."/>
+            <wp:cNvGraphicFramePr>
+              <a:graphicFrameLocks xmlns:a="http://schemas.openxmlformats.org/drawingml/2006/main" noChangeAspect="1"/>
+            </wp:cNvGraphicFramePr>
+            <a:graphic xmlns:a="http://schemas.openxmlformats.org/drawingml/2006/main">
+              <a:graphicData uri="http://schemas.openxmlformats.org/drawingml/2006/picture">
+                <pic:pic xmlns:pic="http://schemas.openxmlformats.org/drawingml/2006/picture">
+                  <pic:nvPicPr>
+                    <pic:cNvPr id="857034052" name="Picture 1" descr="A comparison of a graph&#10;&#10;AI-generated content may be incorrect."/>
+                    <pic:cNvPicPr/>
+                  </pic:nvPicPr>
+                  <pic:blipFill>
+                    <a:blip r:embed="rId9"/>
+                    <a:stretch>
+                      <a:fillRect/>
+                    </a:stretch>
+                  </pic:blipFill>
+                  <pic:spPr>
+                    <a:xfrm>
+                      <a:off x="0" y="0"/>
+                      <a:ext cx="6431402" cy="3719720"/>
+                    </a:xfrm>
+                    <a:prstGeom prst="rect">
+                      <a:avLst/>
+                    </a:prstGeom>
+                  </pic:spPr>
+                </pic:pic>
+              </a:graphicData>
+            </a:graphic>
+          </wp:inline>
+        </w:drawing>
+      </w:r>
+    </w:p>
+    <w:p/>
+    <w:p>
+      <w:r>
+        <w:t>There are many misclassifications in the baseline model’s confusion matrix, espe</w:t>
+      </w:r>
+      <w:r>
+        <w:t xml:space="preserve">cially between visually </w:t>
+      </w:r>
+      <w:r>
+        <w:t>similar</w:t>
+      </w:r>
+      <w:r>
+        <w:t xml:space="preserve"> letters</w:t>
+      </w:r>
+      <w:r>
+        <w:t xml:space="preserve">. </w:t>
+      </w:r>
+      <w:r>
+        <w:t xml:space="preserve">The most mistaken letter was </w:t>
+      </w:r>
+      <w:r>
+        <w:t>T</w:t>
+      </w:r>
+      <w:r>
+        <w:t xml:space="preserve">, which had an accuracy rate of </w:t>
+      </w:r>
+      <w:r>
+        <w:t>67</w:t>
+      </w:r>
+      <w:r>
+        <w:t xml:space="preserve">% and was often mistaken for </w:t>
+      </w:r>
+      <w:r>
+        <w:t>X</w:t>
+      </w:r>
+      <w:r>
+        <w:t xml:space="preserve">. </w:t>
+      </w:r>
+      <w:r>
+        <w:t>S</w:t>
+      </w:r>
+      <w:r>
+        <w:t xml:space="preserve"> also had an accuracy rate of </w:t>
+      </w:r>
+      <w:r>
+        <w:t>74</w:t>
+      </w:r>
+      <w:r>
+        <w:t xml:space="preserve">% and was often misclassified as </w:t>
+      </w:r>
+      <w:r>
+        <w:t>M and E</w:t>
+      </w:r>
+      <w:r>
+        <w:t>.</w:t>
+      </w:r>
+      <w:r>
+        <w:t xml:space="preserve"> </w:t>
+      </w:r>
+      <w:r>
+        <w:t xml:space="preserve">N had an accuracy of 70% often misclassified as A. </w:t>
+      </w:r>
+      <w:r>
+        <w:t xml:space="preserve"> </w:t>
+      </w:r>
+      <w:r>
+        <w:t xml:space="preserve">Nearly </w:t>
+      </w:r>
+      <w:r>
+        <w:t>all</w:t>
+      </w:r>
+      <w:r>
+        <w:t xml:space="preserve"> these errors were </w:t>
+      </w:r>
+      <w:r>
+        <w:t xml:space="preserve">reduced in the enhanced </w:t>
+      </w:r>
+      <w:r>
+        <w:t>model,</w:t>
+      </w:r>
+      <w:r>
+        <w:t xml:space="preserve"> </w:t>
+      </w:r>
+      <w:r>
+        <w:t xml:space="preserve">except </w:t>
+      </w:r>
+      <w:r>
+        <w:t>T</w:t>
+      </w:r>
+      <w:r>
+        <w:t xml:space="preserve"> with a</w:t>
+      </w:r>
+      <w:r>
+        <w:t>n</w:t>
+      </w:r>
+      <w:r>
+        <w:t xml:space="preserve"> </w:t>
+      </w:r>
+      <w:r>
+        <w:t>85</w:t>
+      </w:r>
+      <w:r>
+        <w:t xml:space="preserve">% </w:t>
+      </w:r>
+      <w:r>
+        <w:t>accuracy rate</w:t>
+      </w:r>
+      <w:r>
+        <w:t xml:space="preserve">, which was confused with </w:t>
+      </w:r>
+      <w:r>
+        <w:t xml:space="preserve">G, </w:t>
+      </w:r>
+      <w:r>
+        <w:t xml:space="preserve">indicating </w:t>
+      </w:r>
+      <w:r>
+        <w:t xml:space="preserve">that this </w:t>
+      </w:r>
+      <w:r>
+        <w:t>letter</w:t>
+      </w:r>
+      <w:r>
+        <w:t xml:space="preserve"> is still </w:t>
+      </w:r>
+      <w:r>
+        <w:t>visually difficult even with the enhanced model.</w:t>
+      </w:r>
+      <w:r>
+        <w:t xml:space="preserve"> </w:t>
+      </w:r>
+      <w:r>
+        <w:t>T</w:t>
+      </w:r>
+      <w:r>
+        <w:t xml:space="preserve">he </w:t>
+      </w:r>
+      <w:r>
+        <w:t xml:space="preserve">confusion matrix of the </w:t>
+      </w:r>
+      <w:r>
+        <w:t>enhanced model</w:t>
+      </w:r>
+      <w:r>
+        <w:t xml:space="preserve"> shows a near perfect </w:t>
+      </w:r>
+      <w:r>
+        <w:t>diagonal</w:t>
+      </w:r>
+      <w:r>
+        <w:t xml:space="preserve"> with almost no </w:t>
+      </w:r>
+      <w:r>
+        <w:t>misclassifications</w:t>
+      </w:r>
+      <w:r>
+        <w:t xml:space="preserve">. </w:t>
+      </w:r>
+    </w:p>
+    <w:p/>
+    <w:p>
+      <w:pPr>
+        <w:rPr>
+          <w:b/>
+          <w:bCs/>
+          <w:sz w:val="28"/>
+          <w:szCs w:val="28"/>
+        </w:rPr>
+      </w:pPr>
+      <w:r>
+        <w:rPr>
+          <w:b/>
+          <w:bCs/>
+          <w:sz w:val="28"/>
+          <w:szCs w:val="28"/>
+        </w:rPr>
+        <w:t>Classification report</w:t>
+      </w:r>
+      <w:r>
+        <w:rPr>
+          <w:b/>
+          <w:bCs/>
+          <w:sz w:val="28"/>
+          <w:szCs w:val="28"/>
+        </w:rPr>
+        <w:t>:</w:t>
+      </w:r>
+    </w:p>
+    <w:p>
+      <w:r>
+        <w:rPr>
+          <w:noProof/>
+        </w:rPr>
+        <w:lastRenderedPageBreak/>
+        <w:drawing>
+          <wp:inline distT="0" distB="0" distL="0" distR="0" wp14:anchorId="7FD418AC" wp14:editId="432B7E62">
+            <wp:extent cx="2711395" cy="2888226"/>
+            <wp:effectExtent l="0" t="0" r="0" b="0"/>
+            <wp:docPr id="653993278" name="Picture 1" descr="A screenshot of a computer&#10;&#10;AI-generated content may be incorrect."/>
+            <wp:cNvGraphicFramePr>
+              <a:graphicFrameLocks xmlns:a="http://schemas.openxmlformats.org/drawingml/2006/main" noChangeAspect="1"/>
+            </wp:cNvGraphicFramePr>
+            <a:graphic xmlns:a="http://schemas.openxmlformats.org/drawingml/2006/main">
+              <a:graphicData uri="http://schemas.openxmlformats.org/drawingml/2006/picture">
+                <pic:pic xmlns:pic="http://schemas.openxmlformats.org/drawingml/2006/picture">
+                  <pic:nvPicPr>
+                    <pic:cNvPr id="653993278" name="Picture 1" descr="A screenshot of a computer&#10;&#10;AI-generated content may be incorrect."/>
+                    <pic:cNvPicPr/>
+                  </pic:nvPicPr>
+                  <pic:blipFill>
+                    <a:blip r:embed="rId10"/>
+                    <a:stretch>
+                      <a:fillRect/>
+                    </a:stretch>
+                  </pic:blipFill>
+                  <pic:spPr>
+                    <a:xfrm>
+                      <a:off x="0" y="0"/>
+                      <a:ext cx="2711395" cy="2888226"/>
+                    </a:xfrm>
+                    <a:prstGeom prst="rect">
+                      <a:avLst/>
+                    </a:prstGeom>
+                  </pic:spPr>
+                </pic:pic>
+              </a:graphicData>
+            </a:graphic>
+          </wp:inline>
+        </w:drawing>
+      </w:r>
+      <w:r>
+        <w:rPr>
+          <w:noProof/>
+        </w:rPr>
+        <w:t xml:space="preserve"> </w:t>
+      </w:r>
+      <w:r>
+        <w:rPr>
+          <w:noProof/>
+        </w:rPr>
+        <w:drawing>
+          <wp:inline distT="0" distB="0" distL="0" distR="0" wp14:anchorId="7470681F" wp14:editId="03FD96E7">
+            <wp:extent cx="2557966" cy="2881078"/>
+            <wp:effectExtent l="0" t="0" r="0" b="1905"/>
+            <wp:docPr id="1201357754" name="Picture 1" descr="A screenshot of a computer screen&#10;&#10;AI-generated content may be incorrect."/>
+            <wp:cNvGraphicFramePr>
+              <a:graphicFrameLocks xmlns:a="http://schemas.openxmlformats.org/drawingml/2006/main" noChangeAspect="1"/>
+            </wp:cNvGraphicFramePr>
+            <a:graphic xmlns:a="http://schemas.openxmlformats.org/drawingml/2006/main">
+              <a:graphicData uri="http://schemas.openxmlformats.org/drawingml/2006/picture">
+                <pic:pic xmlns:pic="http://schemas.openxmlformats.org/drawingml/2006/picture">
+                  <pic:nvPicPr>
+                    <pic:cNvPr id="1201357754" name="Picture 1" descr="A screenshot of a computer screen&#10;&#10;AI-generated content may be incorrect."/>
+                    <pic:cNvPicPr/>
+                  </pic:nvPicPr>
+                  <pic:blipFill>
+                    <a:blip r:embed="rId11"/>
+                    <a:stretch>
+                      <a:fillRect/>
+                    </a:stretch>
+                  </pic:blipFill>
+                  <pic:spPr>
+                    <a:xfrm>
+                      <a:off x="0" y="0"/>
+                      <a:ext cx="2557966" cy="2881078"/>
+                    </a:xfrm>
+                    <a:prstGeom prst="rect">
+                      <a:avLst/>
+                    </a:prstGeom>
+                  </pic:spPr>
+                </pic:pic>
+              </a:graphicData>
+            </a:graphic>
+          </wp:inline>
+        </w:drawing>
+      </w:r>
+    </w:p>
+    <w:p/>
+    <w:p>
+      <w:r>
+        <w:t>The classification report for the baselin</w:t>
+      </w:r>
+      <w:r>
+        <w:t>e</w:t>
+      </w:r>
+      <w:r>
+        <w:t xml:space="preserve"> model </w:t>
+      </w:r>
+      <w:r>
+        <w:t>showed an overall accuracy of 9</w:t>
+      </w:r>
+      <w:r>
+        <w:t>2</w:t>
+      </w:r>
+      <w:r>
+        <w:t>%</w:t>
+      </w:r>
+      <w:r>
+        <w:t xml:space="preserve"> with macro average precision, recall and F1</w:t>
+      </w:r>
+      <w:r>
+        <w:t xml:space="preserve"> of 0.9</w:t>
+      </w:r>
+      <w:r>
+        <w:t>2</w:t>
+      </w:r>
+      <w:r>
+        <w:t>, 0.9</w:t>
+      </w:r>
+      <w:r>
+        <w:t>1</w:t>
+      </w:r>
+      <w:r>
+        <w:t xml:space="preserve"> and 0.9</w:t>
+      </w:r>
+      <w:r>
+        <w:t>1</w:t>
+      </w:r>
+      <w:r>
+        <w:t xml:space="preserve"> respectively. </w:t>
+      </w:r>
+      <w:r>
+        <w:t>T</w:t>
+      </w:r>
+      <w:r>
+        <w:t xml:space="preserve">he classification table agrees with the confusion matrix </w:t>
+      </w:r>
+      <w:r>
+        <w:t xml:space="preserve">that </w:t>
+      </w:r>
+      <w:r>
+        <w:t>S</w:t>
+      </w:r>
+      <w:r>
+        <w:t xml:space="preserve">, T and </w:t>
+      </w:r>
+      <w:r>
+        <w:t>N</w:t>
+      </w:r>
+      <w:r>
+        <w:t xml:space="preserve"> were the worst</w:t>
+      </w:r>
+      <w:r>
+        <w:t xml:space="preserve"> classes with their F1 scores being </w:t>
+      </w:r>
+      <w:r>
+        <w:t>0.7</w:t>
+      </w:r>
+      <w:r>
+        <w:t>5</w:t>
+      </w:r>
+      <w:r>
+        <w:t>, 0.7</w:t>
+      </w:r>
+      <w:r>
+        <w:t>2</w:t>
+      </w:r>
+      <w:r>
+        <w:t xml:space="preserve"> and 0.</w:t>
+      </w:r>
+      <w:r>
+        <w:t>8</w:t>
+      </w:r>
+      <w:r>
+        <w:t>1</w:t>
+      </w:r>
+      <w:r>
+        <w:t xml:space="preserve"> respectively. </w:t>
+      </w:r>
+      <w:r>
+        <w:t>L</w:t>
+      </w:r>
+      <w:r>
+        <w:t xml:space="preserve">etters like </w:t>
+      </w:r>
+      <w:r>
+        <w:t>C</w:t>
+      </w:r>
+      <w:r>
+        <w:t xml:space="preserve"> and </w:t>
+      </w:r>
+      <w:r>
+        <w:t>F</w:t>
+      </w:r>
+      <w:r>
+        <w:t xml:space="preserve"> </w:t>
+      </w:r>
+      <w:r>
+        <w:t xml:space="preserve">did well with F1 scores of 1.00. </w:t>
+      </w:r>
+    </w:p>
+    <w:p>
+      <w:r>
+        <w:t xml:space="preserve">The enhanced model </w:t>
+      </w:r>
+      <w:r>
+        <w:t>achieved an overall accuracy of 99</w:t>
+      </w:r>
+      <w:r>
+        <w:t>%</w:t>
+      </w:r>
+      <w:r>
+        <w:t xml:space="preserve"> with macro average precision, recall and F1</w:t>
+      </w:r>
+      <w:r>
+        <w:t xml:space="preserve"> all at 0.99. </w:t>
+      </w:r>
+      <w:r>
+        <w:t>A</w:t>
+      </w:r>
+      <w:r>
+        <w:t xml:space="preserve">lmost all the classes achieved a perfect score </w:t>
+      </w:r>
+      <w:r>
+        <w:t xml:space="preserve">except </w:t>
+      </w:r>
+      <w:r>
+        <w:t>G</w:t>
+      </w:r>
+      <w:r>
+        <w:t xml:space="preserve"> (F1 = 0.9</w:t>
+      </w:r>
+      <w:r>
+        <w:t>5</w:t>
+      </w:r>
+      <w:r>
+        <w:t xml:space="preserve">), </w:t>
+      </w:r>
+      <w:r>
+        <w:t>N</w:t>
+      </w:r>
+      <w:r>
+        <w:t xml:space="preserve"> (F1 = 0.9</w:t>
+      </w:r>
+      <w:r>
+        <w:t>6</w:t>
+      </w:r>
+      <w:r>
+        <w:t xml:space="preserve">), </w:t>
+      </w:r>
+      <w:r>
+        <w:t>E</w:t>
+      </w:r>
+      <w:r>
+        <w:t xml:space="preserve"> </w:t>
+      </w:r>
+      <w:r>
+        <w:t>(F1 = 0.9</w:t>
+      </w:r>
+      <w:r>
+        <w:t>8</w:t>
+      </w:r>
+      <w:r>
+        <w:t>), and T (F1 = 0.9</w:t>
+      </w:r>
+      <w:r>
+        <w:t>2</w:t>
+      </w:r>
+      <w:r>
+        <w:t>)</w:t>
+      </w:r>
+      <w:r>
+        <w:t xml:space="preserve">. </w:t>
+      </w:r>
+      <w:r>
+        <w:t>T</w:t>
+      </w:r>
+      <w:r>
+        <w:t xml:space="preserve">his shows that T </w:t>
+      </w:r>
+      <w:r>
+        <w:t>and G are</w:t>
+      </w:r>
+      <w:r>
+        <w:t xml:space="preserve"> still the hardest letter even for the enhanced model. </w:t>
+      </w:r>
+      <w:r>
+        <w:t>The increase in</w:t>
+      </w:r>
+      <w:r>
+        <w:t xml:space="preserve"> the</w:t>
+      </w:r>
+      <w:r>
+        <w:t xml:space="preserve"> F1 score across all the class shows that the enhanced model</w:t>
+      </w:r>
+      <w:r>
+        <w:t xml:space="preserve"> generalises better and makes fewer errors </w:t>
+      </w:r>
+      <w:r>
+        <w:t xml:space="preserve">on difficult classes. </w:t>
+      </w:r>
+    </w:p>
+    <w:p/>
+    <w:p>
+      <w:pPr>
         <w:rPr>
           <w:sz w:val="32"/>
           <w:szCs w:val="32"/>
         </w:rPr>
-        <w:t>(change the values after run</w:t>
-      </w:r>
-      <w:r>
+      </w:pPr>
+    </w:p>
+    <w:p>
+      <w:pPr>
         <w:rPr>
           <w:sz w:val="32"/>
           <w:szCs w:val="32"/>
         </w:rPr>
-        <w:t>ning</w:t>
-      </w:r>
+      </w:pPr>
       <w:r>
         <w:rPr>
           <w:sz w:val="32"/>
           <w:szCs w:val="32"/>
         </w:rPr>
-        <w:t xml:space="preserve"> the program </w:t>
+        <w:t>Reflection</w:t>
+      </w:r>
+    </w:p>
+    <w:p>
+      <w:r>
+        <w:t xml:space="preserve">The results of </w:t>
+      </w:r>
+      <w:r>
+        <w:t xml:space="preserve">this </w:t>
+      </w:r>
+      <w:r>
+        <w:t xml:space="preserve">assignment, on paper, look </w:t>
+      </w:r>
+      <w:r>
+        <w:t xml:space="preserve">impressive, but there are </w:t>
+      </w:r>
+      <w:r>
+        <w:t>a few limitations that should be discussed.</w:t>
+      </w:r>
+    </w:p>
+    <w:p/>
+    <w:p>
+      <w:r>
+        <w:t>There are some restrictions on the sign language MNIST</w:t>
+      </w:r>
+      <w:r>
+        <w:t xml:space="preserve"> data. The photos were taken in a controlled environment with </w:t>
+      </w:r>
+      <w:r>
+        <w:t>uniform background and lighting</w:t>
+      </w:r>
+      <w:r>
+        <w:t xml:space="preserve">, so they don’t really represent the real-world situations. </w:t>
+      </w:r>
+      <w:r>
+        <w:t xml:space="preserve">Additionally, the model has not been tested on unseen data </w:t>
+      </w:r>
+      <w:r>
+        <w:t xml:space="preserve">as the test images come from the same photos </w:t>
+      </w:r>
+      <w:r>
+        <w:t>as</w:t>
+      </w:r>
+      <w:r>
+        <w:t xml:space="preserve"> the </w:t>
+      </w:r>
+      <w:r>
+        <w:t>training images</w:t>
+      </w:r>
+      <w:r>
+        <w:t xml:space="preserve">. This might be the reason why the enhanced model has achieved </w:t>
+      </w:r>
+      <w:r>
+        <w:t>near perfect</w:t>
+      </w:r>
+      <w:r>
+        <w:t xml:space="preserve"> test accuracy. </w:t>
+      </w:r>
+      <w:r>
+        <w:t xml:space="preserve">Testing on </w:t>
+      </w:r>
+      <w:r>
+        <w:t xml:space="preserve">images by many people with different lighting, background and </w:t>
+      </w:r>
+      <w:r>
+        <w:t xml:space="preserve">hand sizes would be necessary for a deeper evaluation. </w:t>
+      </w:r>
+    </w:p>
+    <w:p/>
+    <w:p>
+      <w:r>
+        <w:t xml:space="preserve">The dataset also </w:t>
+      </w:r>
+      <w:r>
+        <w:t xml:space="preserve">only includes </w:t>
+      </w:r>
+      <w:r>
+        <w:t xml:space="preserve">static gestures. </w:t>
+      </w:r>
+      <w:r>
+        <w:t>The letters J and Z were completely excluded because the</w:t>
+      </w:r>
+      <w:r>
+        <w:t>ir gesture</w:t>
+      </w:r>
+      <w:r>
+        <w:t>s</w:t>
+      </w:r>
+      <w:r>
+        <w:t xml:space="preserve"> </w:t>
+      </w:r>
+      <w:r>
+        <w:t>require</w:t>
+      </w:r>
+      <w:r>
+        <w:t xml:space="preserve"> motion. </w:t>
       </w:r>
       <w:proofErr w:type="gramStart"/>
       <w:r>
+        <w:t>In order to</w:t>
+      </w:r>
+      <w:proofErr w:type="gramEnd"/>
+      <w:r>
+        <w:t xml:space="preserve"> include dynamic motion</w:t>
+      </w:r>
+      <w:r>
+        <w:t xml:space="preserve">s, a </w:t>
+      </w:r>
+      <w:r>
+        <w:t>real-world</w:t>
+      </w:r>
+      <w:r>
+        <w:t xml:space="preserve"> sign language recognition </w:t>
+      </w:r>
+      <w:r>
+        <w:t>system would need to include video input and an architecture other than a CNN</w:t>
+      </w:r>
+      <w:r>
+        <w:t xml:space="preserve">, most likely using </w:t>
+      </w:r>
+      <w:r>
+        <w:t xml:space="preserve">recurrent Neural Network (RNNs) or Long Short-Term Memory </w:t>
+      </w:r>
+      <w:r>
+        <w:t xml:space="preserve">network </w:t>
+      </w:r>
+      <w:r>
+        <w:t>(</w:t>
+      </w:r>
+      <w:r>
+        <w:t>LSTMs</w:t>
+      </w:r>
+      <w:r>
+        <w:t>)</w:t>
+      </w:r>
+    </w:p>
+    <w:p/>
+    <w:p>
+      <w:r>
+        <w:t>The enhanced model</w:t>
+      </w:r>
+      <w:r>
+        <w:t>’</w:t>
+      </w:r>
+      <w:r>
+        <w:t xml:space="preserve">s near perfect accuracy also raised concerns on overfitting. </w:t>
+      </w:r>
+      <w:r>
+        <w:t xml:space="preserve">The model </w:t>
+      </w:r>
+      <w:r>
+        <w:t>appears to</w:t>
+      </w:r>
+      <w:r>
+        <w:t xml:space="preserve"> </w:t>
+      </w:r>
+      <w:r>
+        <w:t>be memorising</w:t>
+      </w:r>
+      <w:r>
+        <w:t xml:space="preserve"> the dataset rather than generalising it</w:t>
+      </w:r>
+      <w:r>
+        <w:t xml:space="preserve">. </w:t>
+      </w:r>
+      <w:r>
+        <w:t xml:space="preserve">Although the validation accuracy </w:t>
+      </w:r>
+      <w:r>
+        <w:t>seemed</w:t>
+      </w:r>
+      <w:r>
+        <w:t xml:space="preserve"> perfect </w:t>
+      </w:r>
+      <w:r>
+        <w:t>during training, this can be misleading since the validation and training data come from the same distribution</w:t>
+      </w:r>
+      <w:r>
+        <w:t xml:space="preserve">. </w:t>
+      </w:r>
+    </w:p>
+    <w:p/>
+    <w:p>
+      <w:r>
+        <w:t>Increasing the resolution to capture finer hand characteristics,</w:t>
+      </w:r>
+      <w:r>
+        <w:t xml:space="preserve"> testing on a more </w:t>
+      </w:r>
+      <w:r>
+        <w:t>varied</w:t>
+      </w:r>
+      <w:r>
+        <w:t xml:space="preserve"> data set to </w:t>
+      </w:r>
+      <w:r>
+        <w:t>increase</w:t>
+      </w:r>
+      <w:r>
+        <w:t xml:space="preserve"> the diversity </w:t>
+      </w:r>
+      <w:r>
+        <w:t xml:space="preserve">and data augmentation to intentionally change all the training images could be done to improve this work. </w:t>
+      </w:r>
+      <w:r>
+        <w:t xml:space="preserve">Transfer learning using a pretrained model </w:t>
+      </w:r>
+      <w:r>
+        <w:t xml:space="preserve">like </w:t>
+      </w:r>
+      <w:proofErr w:type="spellStart"/>
+      <w:r>
+        <w:t>ResNet</w:t>
+      </w:r>
+      <w:proofErr w:type="spellEnd"/>
+      <w:r>
+        <w:t xml:space="preserve"> could also improve generalisation on a real-world data. </w:t>
+      </w:r>
+    </w:p>
+    <w:p/>
+    <w:p>
+      <w:r>
+        <w:t xml:space="preserve">The gap between </w:t>
+      </w:r>
+      <w:r>
+        <w:t xml:space="preserve">benchmark performance and real-world deployment was highlighted by Koller </w:t>
+      </w:r>
+      <w:r>
+        <w:t>e</w:t>
+      </w:r>
+      <w:r>
+        <w:t>t al.</w:t>
+      </w:r>
+      <w:r>
+        <w:t xml:space="preserve"> (2016), who showed in their work on continuous sign language recognition </w:t>
+      </w:r>
+      <w:r>
+        <w:t xml:space="preserve">that real world systems require </w:t>
+      </w:r>
+      <w:r>
+        <w:t>much more complicated architecture than</w:t>
+      </w:r>
+      <w:r>
+        <w:t xml:space="preserve"> static image classifiers. </w:t>
+      </w:r>
+    </w:p>
+    <w:p/>
+    <w:p>
+      <w:pPr>
         <w:rPr>
           <w:sz w:val="32"/>
           <w:szCs w:val="32"/>
         </w:rPr>
-        <w:t xml:space="preserve">and </w:t>
-      </w:r>
+      </w:pPr>
       <w:r>
         <w:rPr>
           <w:sz w:val="32"/>
           <w:szCs w:val="32"/>
         </w:rPr>
-        <w:t>also</w:t>
-      </w:r>
-      <w:proofErr w:type="gramEnd"/>
-      <w:r>
-        <w:rPr>
-          <w:sz w:val="32"/>
-          <w:szCs w:val="32"/>
-        </w:rPr>
-        <w:t xml:space="preserve"> SS</w:t>
-      </w:r>
-      <w:r>
-        <w:rPr>
-          <w:sz w:val="32"/>
-          <w:szCs w:val="32"/>
-        </w:rPr>
-        <w:t>)</w:t>
-      </w:r>
-    </w:p>
-    <w:p>
-      <w:r>
-        <w:t xml:space="preserve">The Adam Optimiser was used to train both the models </w:t>
-      </w:r>
-      <w:r>
-        <w:t xml:space="preserve">with a batch size of </w:t>
-      </w:r>
-      <w:r>
-        <w:t>256</w:t>
-      </w:r>
-      <w:r>
-        <w:t xml:space="preserve"> and </w:t>
-      </w:r>
-      <w:r>
-        <w:t xml:space="preserve">a learning rate of 0.001. maximum </w:t>
-      </w:r>
-      <w:r>
-        <w:t xml:space="preserve">number of </w:t>
-      </w:r>
-      <w:r>
-        <w:t xml:space="preserve">epochs was set to 50 </w:t>
-      </w:r>
-      <w:r>
-        <w:t xml:space="preserve">but </w:t>
+        <w:t>References</w:t>
+      </w:r>
+    </w:p>
+    <w:p>
+      <w:r>
+        <w:t>Koller,</w:t>
+      </w:r>
+      <w:r>
+        <w:t xml:space="preserve"> </w:t>
+      </w:r>
+      <w:r>
+        <w:t>O., Ney,</w:t>
+      </w:r>
+      <w:r>
+        <w:t xml:space="preserve"> </w:t>
+      </w:r>
+      <w:r>
+        <w:t>H. and Bowden,</w:t>
+      </w:r>
+      <w:r>
+        <w:t xml:space="preserve"> </w:t>
+      </w:r>
+      <w:r>
+        <w:t>R. (2016)</w:t>
+      </w:r>
+      <w:r>
+        <w:t xml:space="preserve"> ‘</w:t>
+      </w:r>
+      <w:r>
+        <w:t xml:space="preserve">Deep Hand: How to Train a CNN on 1 </w:t>
+      </w:r>
+      <w:r>
+        <w:t>Million</w:t>
+      </w:r>
+      <w:r>
+        <w:t xml:space="preserve"> Hand Images When Your Data Is Continuous and Weakly Labelled’</w:t>
+      </w:r>
+      <w:r>
+        <w:t>, Proceedings of the IEEE</w:t>
+      </w:r>
+      <w:r>
+        <w:t xml:space="preserve"> Conference on Computer Vision and Pattern Recognition (CVPR), pp. 3793-3802</w:t>
+      </w:r>
+      <w:r>
+        <w:t xml:space="preserve">. </w:t>
+      </w:r>
+    </w:p>
+    <w:p/>
+    <w:p>
+      <w:r>
+        <w:t xml:space="preserve">Simonyan, K. and Zisserman, A. (2014) ‘Very Deep Convolutional Network for Large-Scale Image Recognition’, </w:t>
       </w:r>
       <w:proofErr w:type="spellStart"/>
       <w:r>
-        <w:t>EarlyStopping</w:t>
+        <w:t>arXiv</w:t>
       </w:r>
       <w:proofErr w:type="spellEnd"/>
       <w:r>
-        <w:t xml:space="preserve"> was also used to</w:t>
-      </w:r>
-      <w:r>
-        <w:t xml:space="preserve"> stop training when validation accuracy did not improve for 10 consecutive epochs. </w:t>
+        <w:t xml:space="preserve"> preprint </w:t>
       </w:r>
       <w:proofErr w:type="spellStart"/>
       <w:r>
-        <w:t>ReduceLR</w:t>
-      </w:r>
-      <w:r>
-        <w:t>OnPlateau</w:t>
+        <w:t>arXiv</w:t>
       </w:r>
       <w:proofErr w:type="spellEnd"/>
       <w:r>
-        <w:t xml:space="preserve"> was also used to cut the learning</w:t>
-      </w:r>
-      <w:r>
-        <w:t xml:space="preserve"> rate in half </w:t>
-      </w:r>
-      <w:r>
-        <w:t xml:space="preserve">when the validation loss stopped improving for 5 epochs. </w:t>
+        <w:t xml:space="preserve">: 1409.1556. </w:t>
+      </w:r>
+      <w:r>
+        <w:t>Available</w:t>
+      </w:r>
+      <w:r>
+        <w:t xml:space="preserve"> at:</w:t>
+      </w:r>
+      <w:r>
+        <w:t xml:space="preserve"> </w:t>
+      </w:r>
+      <w:r>
+        <w:t>https://arxiv.org/abs/1409.1556</w:t>
       </w:r>
     </w:p>
     <w:p/>
-    <w:p>
-      <w:r>
-        <w:t xml:space="preserve">The baseline CNN had a test accuracy </w:t>
-      </w:r>
-      <w:r>
-        <w:t xml:space="preserve">of </w:t>
-      </w:r>
-      <w:r>
-        <w:t>90.98</w:t>
-      </w:r>
-      <w:r>
-        <w:t>% after training for 2</w:t>
-      </w:r>
-      <w:r>
-        <w:t xml:space="preserve">0 </w:t>
-      </w:r>
-      <w:proofErr w:type="gramStart"/>
-      <w:r>
-        <w:t>epochs</w:t>
-      </w:r>
-      <w:r>
-        <w:t>.</w:t>
-      </w:r>
-      <w:r>
-        <w:t>*</w:t>
-      </w:r>
-      <w:proofErr w:type="gramEnd"/>
-      <w:r>
-        <w:t>**</w:t>
-      </w:r>
-      <w:r>
-        <w:t xml:space="preserve"> Through</w:t>
-      </w:r>
-      <w:r>
-        <w:t>out</w:t>
-      </w:r>
-      <w:r>
-        <w:t xml:space="preserve"> training the validation accuracy </w:t>
-      </w:r>
-      <w:r>
-        <w:t xml:space="preserve">was constantly higher than the training accuracy </w:t>
-      </w:r>
-      <w:r>
-        <w:t xml:space="preserve">which shows that the dropout layer was effectively preventing overfitting </w:t>
-      </w:r>
-    </w:p>
-    <w:p/>
-    <w:p>
-      <w:r>
-        <w:t xml:space="preserve">The convergence of the </w:t>
-      </w:r>
-      <w:r>
-        <w:t xml:space="preserve">enhanced CNN was much higher, attaining 100% </w:t>
-      </w:r>
-      <w:r>
-        <w:t xml:space="preserve">test </w:t>
-      </w:r>
-      <w:r>
-        <w:t>accuracy</w:t>
-      </w:r>
-      <w:r>
-        <w:t xml:space="preserve"> </w:t>
-      </w:r>
-      <w:r>
-        <w:t>in 18 epochs and a near perfect validation by epoch 8 ***</w:t>
-      </w:r>
-      <w:r>
-        <w:t xml:space="preserve">. As the </w:t>
-      </w:r>
-      <w:proofErr w:type="spellStart"/>
-      <w:r>
-        <w:t>BatchNormalisation</w:t>
-      </w:r>
-      <w:proofErr w:type="spellEnd"/>
-      <w:r>
-        <w:t xml:space="preserve"> layers were warming up </w:t>
-      </w:r>
-      <w:r>
-        <w:t xml:space="preserve">over the first few epochs, the </w:t>
-      </w:r>
-      <w:r>
-        <w:t>model’s</w:t>
-      </w:r>
-      <w:r>
-        <w:t xml:space="preserve"> validation loss was unstable</w:t>
-      </w:r>
-      <w:r>
-        <w:t>,</w:t>
-      </w:r>
-      <w:r>
-        <w:t xml:space="preserve"> but it</w:t>
-      </w:r>
-      <w:r>
-        <w:t xml:space="preserve"> was</w:t>
-      </w:r>
-      <w:r>
-        <w:t xml:space="preserve"> soon </w:t>
-      </w:r>
-      <w:r>
-        <w:t xml:space="preserve">stabilised. </w:t>
-      </w:r>
-    </w:p>
-    <w:p/>
-    <w:p>
-      <w:r>
-        <w:t>There are many misclassifications in the baseline model’s confusion matrix, espe</w:t>
-      </w:r>
-      <w:r>
-        <w:t xml:space="preserve">cially between visually </w:t>
-      </w:r>
-      <w:r>
-        <w:t>similarly</w:t>
-      </w:r>
-      <w:r>
-        <w:t xml:space="preserve"> letters</w:t>
-      </w:r>
-      <w:r>
-        <w:t xml:space="preserve">. Whereas in the </w:t>
-      </w:r>
-      <w:r>
-        <w:t xml:space="preserve">confusion matrix of the </w:t>
-      </w:r>
-      <w:r>
-        <w:t xml:space="preserve">enhanced model, a </w:t>
-      </w:r>
-      <w:r>
-        <w:t xml:space="preserve">complete </w:t>
-      </w:r>
-      <w:r>
-        <w:t>diagonal</w:t>
-      </w:r>
-      <w:r>
-        <w:t xml:space="preserve"> with almost no </w:t>
-      </w:r>
-      <w:r>
-        <w:t xml:space="preserve">misclassifications is shown. </w:t>
-      </w:r>
-      <w:r>
-        <w:t xml:space="preserve">The baseline model had lower results for more difficult classes </w:t>
-      </w:r>
-      <w:r>
-        <w:t xml:space="preserve">whereas the enhanced model </w:t>
-      </w:r>
-      <w:r>
-        <w:lastRenderedPageBreak/>
-        <w:t>achieved a near perfect score</w:t>
-      </w:r>
-      <w:r>
-        <w:t>s</w:t>
-      </w:r>
-      <w:r>
-        <w:t xml:space="preserve"> for </w:t>
-      </w:r>
-      <w:r>
-        <w:t>precision, recall and F1</w:t>
-      </w:r>
-      <w:r>
-        <w:t xml:space="preserve"> </w:t>
-      </w:r>
-      <w:r>
-        <w:t xml:space="preserve">across all 24 classes which was </w:t>
-      </w:r>
-      <w:r>
-        <w:t>confirmed by the classification</w:t>
-      </w:r>
-      <w:r>
-        <w:t xml:space="preserve"> table</w:t>
-      </w:r>
-      <w:r>
-        <w:t xml:space="preserve">. </w:t>
-      </w:r>
-    </w:p>
-    <w:p>
-      <w:r>
-        <w:t xml:space="preserve"> </w:t>
-      </w:r>
-    </w:p>
     <w:sectPr>
       <w:pgSz w:w="11906" w:h="16838"/>
       <w:pgMar w:top="1440" w:right="1440" w:bottom="1440" w:left="1440" w:header="708" w:footer="708" w:gutter="0"/>

--- a/CSCU9M5_assignment_reflection.docx
+++ b/CSCU9M5_assignment_reflection.docx
@@ -50,6 +50,9 @@
     </w:p>
     <w:p>
       <w:r>
+        <w:t xml:space="preserve"> </w:t>
+      </w:r>
+      <w:r>
         <w:t xml:space="preserve">For </w:t>
       </w:r>
       <w:r>
@@ -86,7 +89,13 @@
         <w:t xml:space="preserve"> </w:t>
       </w:r>
       <w:r>
-        <w:t xml:space="preserve">and enables more inclusive human-computer interaction </w:t>
+        <w:t>and enables more inclusive human-computer interaction</w:t>
+      </w:r>
+      <w:r>
+        <w:t xml:space="preserve">. </w:t>
+      </w:r>
+      <w:r>
+        <w:t xml:space="preserve"> </w:t>
       </w:r>
     </w:p>
     <w:p>
@@ -130,7 +139,6 @@
         <w:t xml:space="preserve">by 28 pixels. </w:t>
       </w:r>
     </w:p>
-    <w:p/>
     <w:p>
       <w:r>
         <w:t xml:space="preserve">The main goal of this assignment is to </w:t>
@@ -187,7 +195,7 @@
         <w:t xml:space="preserve"> of both the models</w:t>
       </w:r>
       <w:r>
-        <w:t xml:space="preserve"> </w:t>
+        <w:t xml:space="preserve">. </w:t>
       </w:r>
     </w:p>
     <w:p/>
@@ -203,379 +211,394 @@
           <w:sz w:val="32"/>
           <w:szCs w:val="32"/>
         </w:rPr>
-        <w:t xml:space="preserve">Data Processing </w:t>
-      </w:r>
-    </w:p>
-    <w:p>
-      <w:r>
-        <w:t xml:space="preserve">The dataset was </w:t>
-      </w:r>
-      <w:r>
-        <w:t>provided</w:t>
-      </w:r>
-      <w:r>
-        <w:t xml:space="preserve"> in the CSV </w:t>
-      </w:r>
-      <w:r>
-        <w:t>format,</w:t>
-      </w:r>
-      <w:r>
-        <w:t xml:space="preserve"> and each </w:t>
-      </w:r>
-      <w:r>
-        <w:t>row</w:t>
-      </w:r>
-      <w:r>
-        <w:t xml:space="preserve"> </w:t>
-      </w:r>
-      <w:r>
-        <w:t xml:space="preserve">represents a single image. </w:t>
-      </w:r>
-      <w:r>
-        <w:t xml:space="preserve">The first column contains the class label and the </w:t>
-      </w:r>
-      <w:r>
-        <w:t xml:space="preserve">28x28 image’s pixel was represented in the remaining </w:t>
-      </w:r>
-      <w:r>
-        <w:t xml:space="preserve">784 columns. Pandas was used to load the CSV file </w:t>
-      </w:r>
-      <w:r>
-        <w:t xml:space="preserve">and separate the label column from the pixel values. </w:t>
-      </w:r>
-    </w:p>
-    <w:p/>
-    <w:p>
-      <w:r>
-        <w:t xml:space="preserve">The pixel values </w:t>
-      </w:r>
-      <w:r>
-        <w:t>were</w:t>
-      </w:r>
-      <w:r>
-        <w:t xml:space="preserve"> then divided by 255 </w:t>
-      </w:r>
-      <w:r>
-        <w:t xml:space="preserve">to normalise them from their initial range of </w:t>
-      </w:r>
-      <w:r>
-        <w:t xml:space="preserve">0-255 to a range of 0-1. This preprocessing step is crucial </w:t>
-      </w:r>
-      <w:r>
-        <w:t xml:space="preserve">because large input values might result in </w:t>
-      </w:r>
-      <w:r>
-        <w:t>unstable gradients during training making it more difficult to train the model successfully</w:t>
-      </w:r>
-      <w:r>
-        <w:t xml:space="preserve">. </w:t>
-      </w:r>
-    </w:p>
-    <w:p/>
-    <w:p>
-      <w:r>
-        <w:t xml:space="preserve">The single greyscale </w:t>
-      </w:r>
-      <w:r>
-        <w:t xml:space="preserve">channel is represented by the final dimensions </w:t>
-      </w:r>
-      <w:r>
-        <w:t xml:space="preserve">of the 28x28x1 tensors which are created by reshaping the flat pixel arrays </w:t>
-      </w:r>
-      <w:r>
-        <w:t>from the 784 values. This format is required by the</w:t>
-      </w:r>
-      <w:r>
-        <w:t xml:space="preserve"> Con</w:t>
-      </w:r>
-      <w:r>
-        <w:t>v</w:t>
-      </w:r>
-      <w:r>
-        <w:t xml:space="preserve">2D layers in </w:t>
-      </w:r>
-      <w:r>
-        <w:t>K</w:t>
-      </w:r>
-      <w:r>
-        <w:t xml:space="preserve">eras. </w:t>
-      </w:r>
-    </w:p>
-    <w:p>
-      <w:r>
-        <w:t>To ensure that every class was equally represented</w:t>
-      </w:r>
-      <w:r>
-        <w:t xml:space="preserve">, </w:t>
-      </w:r>
-      <w:r>
-        <w:t>2</w:t>
-      </w:r>
-      <w:r>
-        <w:t xml:space="preserve">0% of the training data was reserved as a validation set </w:t>
-      </w:r>
-      <w:r>
-        <w:t xml:space="preserve">using train_test_split with stratify = y. </w:t>
-      </w:r>
-      <w:r>
-        <w:t>21,964</w:t>
-      </w:r>
-      <w:r>
-        <w:t xml:space="preserve"> images remained for training, 5,491</w:t>
-      </w:r>
-      <w:r>
-        <w:t xml:space="preserve"> for validation and 7,172 for testing</w:t>
-      </w:r>
-      <w:r>
-        <w:t>. to_categorical was</w:t>
-      </w:r>
-      <w:r>
-        <w:t xml:space="preserve"> used to one-hot encode the labels, transforming each </w:t>
-      </w:r>
-      <w:r>
-        <w:t xml:space="preserve">integer label </w:t>
-      </w:r>
-      <w:r>
-        <w:t xml:space="preserve">into a vector of 25 values. </w:t>
-      </w:r>
-    </w:p>
-    <w:p/>
-    <w:p>
-      <w:pPr>
+        <w:t>Data P</w:t>
+      </w:r>
+      <w:r>
         <w:rPr>
           <w:sz w:val="32"/>
           <w:szCs w:val="32"/>
         </w:rPr>
-      </w:pPr>
+        <w:t>rep</w:t>
+      </w:r>
       <w:r>
         <w:rPr>
           <w:sz w:val="32"/>
           <w:szCs w:val="32"/>
         </w:rPr>
-        <w:t xml:space="preserve">CNN </w:t>
-      </w:r>
-      <w:r>
+        <w:t xml:space="preserve">rocessing </w:t>
+      </w:r>
+    </w:p>
+    <w:p>
+      <w:r>
+        <w:t xml:space="preserve">The dataset was </w:t>
+      </w:r>
+      <w:r>
+        <w:t>provided</w:t>
+      </w:r>
+      <w:r>
+        <w:t xml:space="preserve"> in the CSV </w:t>
+      </w:r>
+      <w:r>
+        <w:t>format,</w:t>
+      </w:r>
+      <w:r>
+        <w:t xml:space="preserve"> and each </w:t>
+      </w:r>
+      <w:r>
+        <w:t>row</w:t>
+      </w:r>
+      <w:r>
+        <w:t xml:space="preserve"> </w:t>
+      </w:r>
+      <w:r>
+        <w:t xml:space="preserve">represents a single image. </w:t>
+      </w:r>
+      <w:r>
+        <w:t xml:space="preserve">The first column contains the class label and the </w:t>
+      </w:r>
+      <w:r>
+        <w:t xml:space="preserve">28x28 image’s pixel was represented in the remaining </w:t>
+      </w:r>
+      <w:r>
+        <w:t xml:space="preserve">784 columns. Pandas was used to load the CSV file </w:t>
+      </w:r>
+      <w:r>
+        <w:t xml:space="preserve">and separate the label column from the pixel values. </w:t>
+      </w:r>
+    </w:p>
+    <w:p>
+      <w:r>
+        <w:t xml:space="preserve">The pixel values </w:t>
+      </w:r>
+      <w:r>
+        <w:t>were</w:t>
+      </w:r>
+      <w:r>
+        <w:t xml:space="preserve"> then divided by 255 </w:t>
+      </w:r>
+      <w:r>
+        <w:t xml:space="preserve">to normalise them from their initial range of </w:t>
+      </w:r>
+      <w:r>
+        <w:t xml:space="preserve">0-255 to a range of 0-1. This preprocessing step is crucial </w:t>
+      </w:r>
+      <w:r>
+        <w:t xml:space="preserve">because large input values might result in </w:t>
+      </w:r>
+      <w:r>
+        <w:t>unstable gradients during training making it more difficult to train the model successfully</w:t>
+      </w:r>
+      <w:r>
+        <w:t xml:space="preserve">. </w:t>
+      </w:r>
+    </w:p>
+    <w:p>
+      <w:r>
+        <w:t xml:space="preserve">The single greyscale </w:t>
+      </w:r>
+      <w:r>
+        <w:t xml:space="preserve">channel is represented by the final dimensions </w:t>
+      </w:r>
+      <w:r>
+        <w:t xml:space="preserve">of the 28x28x1 tensors which are created by reshaping the flat pixel arrays </w:t>
+      </w:r>
+      <w:r>
+        <w:t>from the 784 values. This format is required by the</w:t>
+      </w:r>
+      <w:r>
+        <w:t xml:space="preserve"> Con</w:t>
+      </w:r>
+      <w:r>
+        <w:t>v</w:t>
+      </w:r>
+      <w:r>
+        <w:t xml:space="preserve">2D layers in </w:t>
+      </w:r>
+      <w:r>
+        <w:t>K</w:t>
+      </w:r>
+      <w:r>
+        <w:t xml:space="preserve">eras. </w:t>
+      </w:r>
+    </w:p>
+    <w:p>
+      <w:r>
+        <w:t>To ensure that every class was equally represented</w:t>
+      </w:r>
+      <w:r>
+        <w:t xml:space="preserve">, </w:t>
+      </w:r>
+      <w:r>
+        <w:t>2</w:t>
+      </w:r>
+      <w:r>
+        <w:t xml:space="preserve">0% of the training data was reserved as a validation set </w:t>
+      </w:r>
+      <w:r>
+        <w:t xml:space="preserve">using train_test_split with stratify = y. </w:t>
+      </w:r>
+      <w:r>
+        <w:t>21,964</w:t>
+      </w:r>
+      <w:r>
+        <w:t xml:space="preserve"> images remained for training, 5,491</w:t>
+      </w:r>
+      <w:r>
+        <w:t xml:space="preserve"> for validation and 7,172 for testing</w:t>
+      </w:r>
+      <w:r>
+        <w:t>. to_categorical was</w:t>
+      </w:r>
+      <w:r>
+        <w:t xml:space="preserve"> used to one-hot encode the labels, transforming each </w:t>
+      </w:r>
+      <w:r>
+        <w:t xml:space="preserve">integer label </w:t>
+      </w:r>
+      <w:r>
+        <w:t xml:space="preserve">into a vector of 25 values. </w:t>
+      </w:r>
+    </w:p>
+    <w:p/>
+    <w:p>
+      <w:pPr>
         <w:rPr>
           <w:sz w:val="32"/>
           <w:szCs w:val="32"/>
         </w:rPr>
-        <w:t xml:space="preserve">Architectures </w:t>
-      </w:r>
-    </w:p>
-    <w:p>
-      <w:r>
-        <w:t>Two CNN architectures are designed and tested for this assignment</w:t>
-      </w:r>
-      <w:r>
-        <w:t xml:space="preserve">: a baseline CNN and an enhanced VGG-style CNN. </w:t>
-      </w:r>
-    </w:p>
-    <w:p/>
-    <w:p>
-      <w:r>
-        <w:t xml:space="preserve">The baseline CNN consists of two </w:t>
-      </w:r>
-      <w:r>
-        <w:t xml:space="preserve">convolutional blocks and a classifier head. </w:t>
-      </w:r>
-      <w:r>
-        <w:t>MaxPooling2D comes after a Conv2D</w:t>
-      </w:r>
-      <w:r>
-        <w:t xml:space="preserve"> layer with 32 filters and </w:t>
-      </w:r>
-      <w:r>
-        <w:t xml:space="preserve">a 3x3 kernel in the first </w:t>
-      </w:r>
-      <w:r>
-        <w:lastRenderedPageBreak/>
-        <w:t xml:space="preserve">block. </w:t>
-      </w:r>
-      <w:r>
-        <w:t>Another MaxPooling2D layer comes after a Conv2D layer with 64</w:t>
-      </w:r>
-      <w:r>
-        <w:t xml:space="preserve"> filters and a 3x3 kernel in the second block. The filter </w:t>
-      </w:r>
-      <w:r>
-        <w:t xml:space="preserve">count doubles between the layers </w:t>
-      </w:r>
-      <w:r>
-        <w:t xml:space="preserve">because the earlier layers identify simple edges while the deeper layers identify more </w:t>
-      </w:r>
-      <w:r>
-        <w:t xml:space="preserve">complicated features. </w:t>
-      </w:r>
-      <w:r>
-        <w:t xml:space="preserve">A Flatten layer, a Dense layer with 128 neurons </w:t>
-      </w:r>
-      <w:r>
-        <w:t>and ReLU activation, a Dropout layer with a rate of 0.5</w:t>
-      </w:r>
-      <w:r>
-        <w:t xml:space="preserve">, and a final Dense layer with 25 neurons with softmax activation for </w:t>
-      </w:r>
-      <w:r>
-        <w:t xml:space="preserve">classification </w:t>
-      </w:r>
-      <w:r>
-        <w:t>follow</w:t>
-      </w:r>
-      <w:r>
-        <w:t xml:space="preserve">s </w:t>
-      </w:r>
-      <w:r>
-        <w:t xml:space="preserve">the convolutional blocks. </w:t>
-      </w:r>
-      <w:r>
-        <w:t xml:space="preserve">There </w:t>
-      </w:r>
-      <w:proofErr w:type="gramStart"/>
-      <w:r>
-        <w:t>are</w:t>
-      </w:r>
-      <w:proofErr w:type="gramEnd"/>
-      <w:r>
-        <w:t xml:space="preserve"> a total of 423,577 trainable parameters in the baseline model. </w:t>
-      </w:r>
-    </w:p>
-    <w:p/>
-    <w:p>
-      <w:r>
-        <w:t xml:space="preserve">The enhanced model is inspired by </w:t>
-      </w:r>
-      <w:proofErr w:type="spellStart"/>
-      <w:r>
-        <w:t>VGG</w:t>
-      </w:r>
-      <w:r>
-        <w:t>Net</w:t>
-      </w:r>
-      <w:proofErr w:type="spellEnd"/>
-      <w:r>
-        <w:t xml:space="preserve"> (Sim</w:t>
-      </w:r>
-      <w:r>
-        <w:t>onyan and Zisserman, 2014</w:t>
-      </w:r>
-      <w:r>
-        <w:t>)</w:t>
-      </w:r>
-      <w:r>
-        <w:t xml:space="preserve">. </w:t>
-      </w:r>
-      <w:r>
-        <w:t xml:space="preserve">The representational power at each spatial scale is increased by two </w:t>
-      </w:r>
-      <w:r>
-        <w:t xml:space="preserve">convolutional layers instead of one before each pooling operation. </w:t>
-      </w:r>
-      <w:r>
-        <w:t>Three blocks, each having a filter size of 32, 64 and 128, make up the model</w:t>
-      </w:r>
-      <w:r>
-        <w:t xml:space="preserve">. After every convolutional layer, </w:t>
-      </w:r>
-      <w:proofErr w:type="spellStart"/>
-      <w:r>
-        <w:t>BatchNormalisation</w:t>
-      </w:r>
-      <w:proofErr w:type="spellEnd"/>
-      <w:r>
-        <w:t xml:space="preserve"> is app</w:t>
-      </w:r>
-      <w:r>
-        <w:t xml:space="preserve">lied to </w:t>
-      </w:r>
-      <w:r>
-        <w:t xml:space="preserve">stabilise training and allow for quicker convergence. </w:t>
-      </w:r>
-      <w:r>
-        <w:t xml:space="preserve">To reduce overfitting, a dropout rate of 0.25 is applied after each block. </w:t>
-      </w:r>
-      <w:r>
-        <w:t xml:space="preserve">Flatten is replaced with GlobalAveragePooling2D, which reduces the number of parameters </w:t>
-      </w:r>
-      <w:r>
-        <w:t xml:space="preserve">and therefore the risk of overfitting. </w:t>
-      </w:r>
-      <w:r>
-        <w:t>The enhanced model has a total of 4</w:t>
-      </w:r>
-      <w:r>
-        <w:t>3</w:t>
-      </w:r>
-      <w:r>
-        <w:t>8,585 parameters</w:t>
-      </w:r>
-      <w:r>
-        <w:t xml:space="preserve"> out of which </w:t>
-      </w:r>
-      <w:r>
-        <w:t xml:space="preserve">437,561 are trainable and the rest </w:t>
-      </w:r>
-      <w:r>
-        <w:t xml:space="preserve">1,024 are non-trainable. </w:t>
-      </w:r>
-    </w:p>
-    <w:p/>
-    <w:p>
-      <w:r>
-        <w:t xml:space="preserve">Both the models use softmax for the </w:t>
-      </w:r>
-      <w:r>
-        <w:t>output</w:t>
-      </w:r>
-      <w:r>
-        <w:t xml:space="preserve"> layer and</w:t>
-      </w:r>
-      <w:r>
-        <w:t xml:space="preserve"> ReLU activation for all the hidden layers</w:t>
-      </w:r>
-      <w:r>
-        <w:t xml:space="preserve">. The Adam optimiser with a learning rate of 0.001 is used </w:t>
-      </w:r>
-      <w:r>
-        <w:t xml:space="preserve">because it is more </w:t>
-      </w:r>
-      <w:r>
-        <w:t>stable</w:t>
-      </w:r>
-      <w:r>
-        <w:t xml:space="preserve"> than a fixed learning rate as it automatically adjusts </w:t>
-      </w:r>
-      <w:r>
-        <w:t xml:space="preserve">the learning rate per weight. </w:t>
-      </w:r>
-      <w:r>
-        <w:t xml:space="preserve">Categorical cross entropy </w:t>
-      </w:r>
-      <w:r>
-        <w:t>was</w:t>
-      </w:r>
-      <w:r>
-        <w:t xml:space="preserve"> used as a </w:t>
-      </w:r>
-      <w:r>
-        <w:t xml:space="preserve">loss function as it is the standard </w:t>
-      </w:r>
-      <w:r>
-        <w:t xml:space="preserve">choice for multi-class classification problems. </w:t>
-      </w:r>
-    </w:p>
-    <w:p/>
-    <w:p>
-      <w:pPr>
+      </w:pPr>
+      <w:r>
         <w:rPr>
           <w:sz w:val="32"/>
           <w:szCs w:val="32"/>
         </w:rPr>
-      </w:pPr>
+        <w:t xml:space="preserve">CNN </w:t>
+      </w:r>
       <w:r>
         <w:rPr>
           <w:sz w:val="32"/>
           <w:szCs w:val="32"/>
         </w:rPr>
+        <w:t xml:space="preserve">Architectures </w:t>
+      </w:r>
+    </w:p>
+    <w:p>
+      <w:r>
+        <w:t>Two CNN architectures are designed and tested for this assignment</w:t>
+      </w:r>
+      <w:r>
+        <w:t xml:space="preserve">: a baseline CNN and an enhanced VGG-style CNN. </w:t>
+      </w:r>
+    </w:p>
+    <w:p>
+      <w:r>
+        <w:t xml:space="preserve">The baseline CNN consists of two </w:t>
+      </w:r>
+      <w:r>
+        <w:t xml:space="preserve">convolutional blocks and a classifier head. </w:t>
+      </w:r>
+      <w:r>
+        <w:t>MaxPooling2D comes after a Conv2D</w:t>
+      </w:r>
+      <w:r>
+        <w:t xml:space="preserve"> layer with 32 filters and </w:t>
+      </w:r>
+      <w:r>
+        <w:t xml:space="preserve">a 3x3 kernel in the first block. </w:t>
+      </w:r>
+      <w:r>
+        <w:t>Another MaxPooling2D layer comes after a Conv2D layer with 64</w:t>
+      </w:r>
+      <w:r>
+        <w:t xml:space="preserve"> filters and a 3x3 kernel in the second block. The filter </w:t>
+      </w:r>
+      <w:r>
+        <w:t xml:space="preserve">count doubles between the layers </w:t>
+      </w:r>
+      <w:r>
+        <w:t xml:space="preserve">because the earlier layers identify simple edges while the deeper layers identify more </w:t>
+      </w:r>
+      <w:r>
+        <w:t xml:space="preserve">complicated features. </w:t>
+      </w:r>
+      <w:r>
+        <w:t xml:space="preserve">A Flatten layer, a Dense layer with 128 neurons </w:t>
+      </w:r>
+      <w:r>
+        <w:t xml:space="preserve">and ReLU activation, a Dropout </w:t>
+      </w:r>
+      <w:r>
+        <w:lastRenderedPageBreak/>
+        <w:t>layer with a rate of 0.5</w:t>
+      </w:r>
+      <w:r>
+        <w:t xml:space="preserve">, and a final Dense layer with 25 neurons with softmax activation for </w:t>
+      </w:r>
+      <w:r>
+        <w:t xml:space="preserve">classification </w:t>
+      </w:r>
+      <w:r>
+        <w:t>follow</w:t>
+      </w:r>
+      <w:r>
+        <w:t xml:space="preserve">s </w:t>
+      </w:r>
+      <w:r>
+        <w:t xml:space="preserve">the convolutional blocks. </w:t>
+      </w:r>
+      <w:r>
+        <w:t xml:space="preserve">There </w:t>
+      </w:r>
+      <w:proofErr w:type="gramStart"/>
+      <w:r>
+        <w:t>are</w:t>
+      </w:r>
+      <w:proofErr w:type="gramEnd"/>
+      <w:r>
+        <w:t xml:space="preserve"> a total of 423,577 trainable parameters in the baseline model. </w:t>
+      </w:r>
+    </w:p>
+    <w:p>
+      <w:r>
+        <w:t xml:space="preserve">The enhanced model is inspired by </w:t>
+      </w:r>
+      <w:proofErr w:type="spellStart"/>
+      <w:r>
+        <w:t>VGG</w:t>
+      </w:r>
+      <w:r>
+        <w:t>Net</w:t>
+      </w:r>
+      <w:proofErr w:type="spellEnd"/>
+      <w:r>
+        <w:t xml:space="preserve"> (Sim</w:t>
+      </w:r>
+      <w:r>
+        <w:t>onyan and Zisserman, 2014</w:t>
+      </w:r>
+      <w:r>
+        <w:t>)</w:t>
+      </w:r>
+      <w:r>
+        <w:t xml:space="preserve">. </w:t>
+      </w:r>
+      <w:r>
+        <w:t xml:space="preserve">The representational power at each spatial scale is increased by two </w:t>
+      </w:r>
+      <w:r>
+        <w:t xml:space="preserve">convolutional layers instead of one before each pooling operation. </w:t>
+      </w:r>
+      <w:r>
+        <w:t>Three blocks, each having a filter size of 32, 64 and 128, make up the model</w:t>
+      </w:r>
+      <w:r>
+        <w:t xml:space="preserve">. After every convolutional layer, </w:t>
+      </w:r>
+      <w:proofErr w:type="spellStart"/>
+      <w:r>
+        <w:t>BatchNormalisation</w:t>
+      </w:r>
+      <w:proofErr w:type="spellEnd"/>
+      <w:r>
+        <w:t xml:space="preserve"> is app</w:t>
+      </w:r>
+      <w:r>
+        <w:t xml:space="preserve">lied to </w:t>
+      </w:r>
+      <w:r>
+        <w:t xml:space="preserve">stabilise training and allow for quicker convergence. </w:t>
+      </w:r>
+      <w:r>
+        <w:t xml:space="preserve">To reduce overfitting, a dropout rate of 0.25 is applied after each block. </w:t>
+      </w:r>
+      <w:r>
+        <w:t xml:space="preserve">Flatten is replaced with GlobalAveragePooling2D, which reduces the number of parameters </w:t>
+      </w:r>
+      <w:r>
+        <w:t xml:space="preserve">and therefore the risk of overfitting. </w:t>
+      </w:r>
+      <w:r>
+        <w:t xml:space="preserve">The enhanced model has a total of </w:t>
+      </w:r>
+      <w:r>
+        <w:t>327,673</w:t>
+      </w:r>
+      <w:r>
+        <w:t>parameters</w:t>
+      </w:r>
+      <w:r>
+        <w:t xml:space="preserve"> out of which </w:t>
+      </w:r>
+      <w:r>
+        <w:t>326,777</w:t>
+      </w:r>
+      <w:r>
+        <w:t xml:space="preserve"> are trainable and the rest </w:t>
+      </w:r>
+      <w:r>
+        <w:t>896</w:t>
+      </w:r>
+      <w:r>
+        <w:t xml:space="preserve"> are non-trainable. </w:t>
+      </w:r>
+    </w:p>
+    <w:p>
+      <w:r>
+        <w:t xml:space="preserve">Both the models use softmax for the </w:t>
+      </w:r>
+      <w:r>
+        <w:t>output</w:t>
+      </w:r>
+      <w:r>
+        <w:t xml:space="preserve"> layer and</w:t>
+      </w:r>
+      <w:r>
+        <w:t xml:space="preserve"> ReLU activation for all the hidden layers</w:t>
+      </w:r>
+      <w:r>
+        <w:t xml:space="preserve">. The Adam optimiser with a learning rate of 0.001 is used </w:t>
+      </w:r>
+      <w:r>
+        <w:t xml:space="preserve">because it is more </w:t>
+      </w:r>
+      <w:r>
+        <w:t>stable</w:t>
+      </w:r>
+      <w:r>
+        <w:t xml:space="preserve"> than a fixed learning rate as it automatically adjusts </w:t>
+      </w:r>
+      <w:r>
+        <w:t xml:space="preserve">the learning rate per weight. </w:t>
+      </w:r>
+      <w:r>
+        <w:t xml:space="preserve">Categorical cross entropy </w:t>
+      </w:r>
+      <w:r>
+        <w:t>was</w:t>
+      </w:r>
+      <w:r>
+        <w:t xml:space="preserve"> used as a </w:t>
+      </w:r>
+      <w:r>
+        <w:t xml:space="preserve">loss function as it is the standard </w:t>
+      </w:r>
+      <w:r>
+        <w:t xml:space="preserve">choice for multi-class classification problems. </w:t>
+      </w:r>
+    </w:p>
+    <w:p/>
+    <w:p>
+      <w:pPr>
+        <w:rPr>
+          <w:sz w:val="32"/>
+          <w:szCs w:val="32"/>
+        </w:rPr>
+      </w:pPr>
+      <w:r>
+        <w:rPr>
+          <w:sz w:val="32"/>
+          <w:szCs w:val="32"/>
+        </w:rPr>
         <w:t xml:space="preserve">Training and results </w:t>
       </w:r>
     </w:p>
@@ -686,20 +709,17 @@
     <w:p/>
     <w:p>
       <w:pPr>
+        <w:rPr>
+          <w:noProof/>
+        </w:rPr>
+      </w:pPr>
+      <w:r>
         <w:rPr>
           <w:b/>
           <w:bCs/>
           <w:sz w:val="28"/>
           <w:szCs w:val="28"/>
         </w:rPr>
-      </w:pPr>
-      <w:r>
-        <w:rPr>
-          <w:b/>
-          <w:bCs/>
-          <w:sz w:val="28"/>
-          <w:szCs w:val="28"/>
-        </w:rPr>
         <w:lastRenderedPageBreak/>
         <w:t>Training Curves:</w:t>
       </w:r>
@@ -711,16 +731,13 @@
       </w:r>
       <w:r>
         <w:rPr>
-          <w:b/>
-          <w:bCs/>
-          <w:sz w:val="28"/>
-          <w:szCs w:val="28"/>
+          <w:noProof/>
         </w:rPr>
         <w:drawing>
-          <wp:inline distT="0" distB="0" distL="0" distR="0" wp14:anchorId="1357536D" wp14:editId="7A74A0EE">
-            <wp:extent cx="5731510" cy="4057650"/>
-            <wp:effectExtent l="0" t="0" r="0" b="6350"/>
-            <wp:docPr id="646128430" name="Picture 1" descr="A graph of different colored lines&#10;&#10;AI-generated content may be incorrect."/>
+          <wp:inline distT="0" distB="0" distL="0" distR="0" wp14:anchorId="35289A80" wp14:editId="72D4C5CB">
+            <wp:extent cx="5731510" cy="4060190"/>
+            <wp:effectExtent l="0" t="0" r="0" b="3810"/>
+            <wp:docPr id="1223679867" name="Picture 1" descr="A graph of different colored lines&#10;&#10;AI-generated content may be incorrect."/>
             <wp:cNvGraphicFramePr>
               <a:graphicFrameLocks xmlns:a="http://schemas.openxmlformats.org/drawingml/2006/main" noChangeAspect="1"/>
             </wp:cNvGraphicFramePr>
@@ -728,244 +745,7 @@
               <a:graphicData uri="http://schemas.openxmlformats.org/drawingml/2006/picture">
                 <pic:pic xmlns:pic="http://schemas.openxmlformats.org/drawingml/2006/picture">
                   <pic:nvPicPr>
-                    <pic:cNvPr id="646128430" name="Picture 1" descr="A graph of different colored lines&#10;&#10;AI-generated content may be incorrect."/>
-                    <pic:cNvPicPr/>
-                  </pic:nvPicPr>
-                  <pic:blipFill>
-                    <a:blip r:embed="rId7"/>
-                    <a:stretch>
-                      <a:fillRect/>
-                    </a:stretch>
-                  </pic:blipFill>
-                  <pic:spPr>
-                    <a:xfrm>
-                      <a:off x="0" y="0"/>
-                      <a:ext cx="5731510" cy="4057650"/>
-                    </a:xfrm>
-                    <a:prstGeom prst="rect">
-                      <a:avLst/>
-                    </a:prstGeom>
-                  </pic:spPr>
-                </pic:pic>
-              </a:graphicData>
-            </a:graphic>
-          </wp:inline>
-        </w:drawing>
-      </w:r>
-    </w:p>
-    <w:p>
-      <w:r>
-        <w:t xml:space="preserve">The baseline CNN had a test accuracy </w:t>
-      </w:r>
-      <w:r>
-        <w:t xml:space="preserve">of </w:t>
-      </w:r>
-      <w:r>
-        <w:t>9</w:t>
-      </w:r>
-      <w:r>
-        <w:t>1</w:t>
-      </w:r>
-      <w:r>
-        <w:t>.8</w:t>
-      </w:r>
-      <w:r>
-        <w:t>3</w:t>
-      </w:r>
-      <w:r>
-        <w:t xml:space="preserve">% after training for </w:t>
-      </w:r>
-      <w:r>
-        <w:t>1</w:t>
-      </w:r>
-      <w:r>
-        <w:t>9</w:t>
-      </w:r>
-      <w:r>
-        <w:t xml:space="preserve"> </w:t>
-      </w:r>
-      <w:r>
-        <w:t>epochs</w:t>
-      </w:r>
-      <w:r>
-        <w:t>.</w:t>
-      </w:r>
-      <w:r>
-        <w:t xml:space="preserve"> </w:t>
-      </w:r>
-      <w:r>
-        <w:t>Through</w:t>
-      </w:r>
-      <w:r>
-        <w:t>out</w:t>
-      </w:r>
-      <w:r>
-        <w:t xml:space="preserve"> training the validation accuracy </w:t>
-      </w:r>
-      <w:r>
-        <w:t xml:space="preserve">was constantly higher than the training accuracy </w:t>
-      </w:r>
-      <w:r>
-        <w:t xml:space="preserve">which shows that the dropout layer was effectively preventing overfitting </w:t>
-      </w:r>
-    </w:p>
-    <w:p>
-      <w:r>
-        <w:t xml:space="preserve">The convergence of the </w:t>
-      </w:r>
-      <w:r>
-        <w:t xml:space="preserve">enhanced CNN was much higher, attaining </w:t>
-      </w:r>
-      <w:r>
-        <w:t>9</w:t>
-      </w:r>
-      <w:r>
-        <w:t>8.83</w:t>
-      </w:r>
-      <w:r>
-        <w:t xml:space="preserve">% </w:t>
-      </w:r>
-      <w:r>
-        <w:t xml:space="preserve">test </w:t>
-      </w:r>
-      <w:r>
-        <w:t>accuracy</w:t>
-      </w:r>
-      <w:r>
-        <w:t xml:space="preserve"> </w:t>
-      </w:r>
-      <w:r>
-        <w:t>in 1</w:t>
-      </w:r>
-      <w:r>
-        <w:t>3</w:t>
-      </w:r>
-      <w:r>
-        <w:t xml:space="preserve"> epochs and a near perfect validation by epoch </w:t>
-      </w:r>
-      <w:r>
-        <w:t>2</w:t>
-      </w:r>
-      <w:r>
-        <w:t xml:space="preserve">. As the </w:t>
-      </w:r>
-      <w:proofErr w:type="spellStart"/>
-      <w:r>
-        <w:t>BatchNormalisation</w:t>
-      </w:r>
-      <w:proofErr w:type="spellEnd"/>
-      <w:r>
-        <w:t xml:space="preserve"> layers were warming up </w:t>
-      </w:r>
-      <w:r>
-        <w:t xml:space="preserve">over the first few epochs, the </w:t>
-      </w:r>
-      <w:r>
-        <w:t>model’s</w:t>
-      </w:r>
-      <w:r>
-        <w:t xml:space="preserve"> validation loss was unstable</w:t>
-      </w:r>
-      <w:r>
-        <w:t>,</w:t>
-      </w:r>
-      <w:r>
-        <w:t xml:space="preserve"> but it</w:t>
-      </w:r>
-      <w:r>
-        <w:t xml:space="preserve"> was</w:t>
-      </w:r>
-      <w:r>
-        <w:t xml:space="preserve"> soon </w:t>
-      </w:r>
-      <w:r>
-        <w:t>stabilised.</w:t>
-      </w:r>
-      <w:r>
-        <w:t xml:space="preserve"> The </w:t>
-      </w:r>
-      <w:proofErr w:type="spellStart"/>
-      <w:r>
-        <w:t>Redu</w:t>
-      </w:r>
-      <w:r>
-        <w:t>ceLROnPlateau</w:t>
-      </w:r>
-      <w:proofErr w:type="spellEnd"/>
-      <w:r>
-        <w:t xml:space="preserve"> callback cut the learning rate in half around epoch 10</w:t>
-      </w:r>
-      <w:r>
-        <w:t xml:space="preserve"> which </w:t>
-      </w:r>
-      <w:r>
-        <w:t>i</w:t>
-      </w:r>
-      <w:r>
-        <w:t>s when the validation loss sp</w:t>
-      </w:r>
-      <w:r>
-        <w:t>i</w:t>
-      </w:r>
-      <w:r>
-        <w:t>ke</w:t>
-      </w:r>
-      <w:r>
-        <w:t>d</w:t>
-      </w:r>
-      <w:r>
-        <w:t xml:space="preserve"> but then it stabilised again. </w:t>
-      </w:r>
-    </w:p>
-    <w:p/>
-    <w:p>
-      <w:pPr>
-        <w:rPr>
-          <w:b/>
-          <w:bCs/>
-          <w:sz w:val="28"/>
-          <w:szCs w:val="28"/>
-        </w:rPr>
-      </w:pPr>
-      <w:r>
-        <w:rPr>
-          <w:b/>
-          <w:bCs/>
-          <w:sz w:val="28"/>
-          <w:szCs w:val="28"/>
-        </w:rPr>
-        <w:t>Model Comparison:</w:t>
-      </w:r>
-    </w:p>
-    <w:p>
-      <w:pPr>
-        <w:rPr>
-          <w:b/>
-          <w:bCs/>
-          <w:sz w:val="28"/>
-          <w:szCs w:val="28"/>
-        </w:rPr>
-      </w:pPr>
-      <w:r>
-        <w:rPr>
-          <w:b/>
-          <w:bCs/>
-          <w:sz w:val="28"/>
-          <w:szCs w:val="28"/>
-        </w:rPr>
-        <w:drawing>
-          <wp:inline distT="0" distB="0" distL="0" distR="0" wp14:anchorId="382B3841" wp14:editId="15159D0F">
-            <wp:extent cx="4013200" cy="1765300"/>
-            <wp:effectExtent l="0" t="0" r="0" b="0"/>
-            <wp:docPr id="34782258" name="Picture 1" descr="A screenshot of a test&#10;&#10;AI-generated content may be incorrect."/>
-            <wp:cNvGraphicFramePr>
-              <a:graphicFrameLocks xmlns:a="http://schemas.openxmlformats.org/drawingml/2006/main" noChangeAspect="1"/>
-            </wp:cNvGraphicFramePr>
-            <a:graphic xmlns:a="http://schemas.openxmlformats.org/drawingml/2006/main">
-              <a:graphicData uri="http://schemas.openxmlformats.org/drawingml/2006/picture">
-                <pic:pic xmlns:pic="http://schemas.openxmlformats.org/drawingml/2006/picture">
-                  <pic:nvPicPr>
-                    <pic:cNvPr id="34782258" name="Picture 1" descr="A screenshot of a test&#10;&#10;AI-generated content may be incorrect."/>
+                    <pic:cNvPr id="1223679867" name="Picture 1" descr="A graph of different colored lines&#10;&#10;AI-generated content may be incorrect."/>
                     <pic:cNvPicPr/>
                   </pic:nvPicPr>
                   <pic:blipFill>
@@ -977,7 +757,7 @@
                   <pic:spPr>
                     <a:xfrm>
                       <a:off x="0" y="0"/>
-                      <a:ext cx="4013200" cy="1765300"/>
+                      <a:ext cx="5731510" cy="4060190"/>
                     </a:xfrm>
                     <a:prstGeom prst="rect">
                       <a:avLst/>
@@ -991,123 +771,6 @@
       </w:r>
     </w:p>
     <w:p>
-      <w:r>
-        <w:t>The performance of both the model</w:t>
-      </w:r>
-      <w:r>
-        <w:t>s</w:t>
-      </w:r>
-      <w:r>
-        <w:t xml:space="preserve"> </w:t>
-      </w:r>
-      <w:r>
-        <w:t xml:space="preserve">on the test set is summarised here. </w:t>
-      </w:r>
-      <w:r>
-        <w:t xml:space="preserve">The enhanced model performed better than the baseline model in every </w:t>
-      </w:r>
-      <w:r>
-        <w:t>metric</w:t>
-      </w:r>
-      <w:r>
-        <w:t xml:space="preserve"> with an accuracy of </w:t>
-      </w:r>
-      <w:r>
-        <w:t>9</w:t>
-      </w:r>
-      <w:r>
-        <w:t>8</w:t>
-      </w:r>
-      <w:r>
-        <w:t>.</w:t>
-      </w:r>
-      <w:r>
-        <w:t>83</w:t>
-      </w:r>
-      <w:r>
-        <w:t>%</w:t>
-      </w:r>
-      <w:r>
-        <w:t xml:space="preserve"> </w:t>
-      </w:r>
-      <w:r>
-        <w:t>compared to 9</w:t>
-      </w:r>
-      <w:r>
-        <w:t>1</w:t>
-      </w:r>
-      <w:r>
-        <w:t>.</w:t>
-      </w:r>
-      <w:r>
-        <w:t>83</w:t>
-      </w:r>
-      <w:r>
-        <w:t>%</w:t>
-      </w:r>
-      <w:r>
-        <w:t xml:space="preserve"> </w:t>
-      </w:r>
-      <w:r>
-        <w:t xml:space="preserve">for the baseline model. </w:t>
-      </w:r>
-      <w:r>
-        <w:t xml:space="preserve">The enhanced model had more </w:t>
-      </w:r>
-      <w:r>
-        <w:lastRenderedPageBreak/>
-        <w:t>parameters than the baseline model</w:t>
-      </w:r>
-      <w:r>
-        <w:t xml:space="preserve"> </w:t>
-      </w:r>
-      <w:r>
-        <w:t>which reduced the loss from 0.</w:t>
-      </w:r>
-      <w:r>
-        <w:t>2913</w:t>
-      </w:r>
-      <w:r>
-        <w:t xml:space="preserve"> in baseline to 0.0</w:t>
-      </w:r>
-      <w:r>
-        <w:t>304</w:t>
-      </w:r>
-      <w:r>
-        <w:t xml:space="preserve"> in enhanced model</w:t>
-      </w:r>
-      <w:r>
-        <w:t xml:space="preserve">. The enhanced model trained for </w:t>
-      </w:r>
-      <w:r>
-        <w:t xml:space="preserve">13 epochs in </w:t>
-      </w:r>
-      <w:r>
-        <w:t>72 seconds whereas the baseline model trained for 19 epochs in 42 seconds</w:t>
-      </w:r>
-      <w:r>
-        <w:t xml:space="preserve">. Random </w:t>
-      </w:r>
-      <w:r>
-        <w:t>weight</w:t>
-      </w:r>
-      <w:r>
-        <w:t xml:space="preserve"> </w:t>
-      </w:r>
-      <w:r>
-        <w:t>initialisation</w:t>
-      </w:r>
-      <w:r>
-        <w:t xml:space="preserve"> caused the training times to change across runs, but the enhanced model </w:t>
-      </w:r>
-      <w:r>
-        <w:t>consistently achieved more accuracy than the baseline</w:t>
-      </w:r>
-      <w:r>
-        <w:t xml:space="preserve"> model. </w:t>
-      </w:r>
-    </w:p>
-    <w:p>
       <w:pPr>
         <w:rPr>
           <w:b/>
@@ -1118,6 +781,156 @@
       </w:pPr>
     </w:p>
     <w:p>
+      <w:r>
+        <w:t xml:space="preserve">The baseline CNN had a test accuracy </w:t>
+      </w:r>
+      <w:r>
+        <w:t xml:space="preserve">of </w:t>
+      </w:r>
+      <w:r>
+        <w:t>9</w:t>
+      </w:r>
+      <w:r>
+        <w:t>2.48</w:t>
+      </w:r>
+      <w:r>
+        <w:t xml:space="preserve">% after training for </w:t>
+      </w:r>
+      <w:r>
+        <w:t>17</w:t>
+      </w:r>
+      <w:r>
+        <w:t xml:space="preserve"> </w:t>
+      </w:r>
+      <w:r>
+        <w:t>epochs</w:t>
+      </w:r>
+      <w:r>
+        <w:t>.</w:t>
+      </w:r>
+      <w:r>
+        <w:t xml:space="preserve"> </w:t>
+      </w:r>
+      <w:r>
+        <w:t>Through</w:t>
+      </w:r>
+      <w:r>
+        <w:t>out</w:t>
+      </w:r>
+      <w:r>
+        <w:t xml:space="preserve"> training the validation accuracy </w:t>
+      </w:r>
+      <w:r>
+        <w:t xml:space="preserve">was constantly higher than the training accuracy </w:t>
+      </w:r>
+      <w:r>
+        <w:t xml:space="preserve">which shows that the dropout layer was effectively preventing overfitting </w:t>
+      </w:r>
+    </w:p>
+    <w:p>
+      <w:r>
+        <w:t xml:space="preserve">The convergence of the </w:t>
+      </w:r>
+      <w:r>
+        <w:t xml:space="preserve">enhanced CNN was much higher, </w:t>
+      </w:r>
+      <w:r>
+        <w:t>achieving</w:t>
+      </w:r>
+      <w:r>
+        <w:t xml:space="preserve"> </w:t>
+      </w:r>
+      <w:r>
+        <w:t>9</w:t>
+      </w:r>
+      <w:r>
+        <w:t>9.62</w:t>
+      </w:r>
+      <w:r>
+        <w:t xml:space="preserve">% </w:t>
+      </w:r>
+      <w:r>
+        <w:t xml:space="preserve">test </w:t>
+      </w:r>
+      <w:r>
+        <w:t>accuracy</w:t>
+      </w:r>
+      <w:r>
+        <w:t xml:space="preserve"> </w:t>
+      </w:r>
+      <w:r>
+        <w:t>in 1</w:t>
+      </w:r>
+      <w:r>
+        <w:t>4</w:t>
+      </w:r>
+      <w:r>
+        <w:t xml:space="preserve"> epochs and a near perfect validation by epoch </w:t>
+      </w:r>
+      <w:r>
+        <w:t>2</w:t>
+      </w:r>
+      <w:r>
+        <w:t xml:space="preserve">. As the </w:t>
+      </w:r>
+      <w:proofErr w:type="spellStart"/>
+      <w:r>
+        <w:t>BatchNormalisation</w:t>
+      </w:r>
+      <w:proofErr w:type="spellEnd"/>
+      <w:r>
+        <w:t xml:space="preserve"> layers were warming up </w:t>
+      </w:r>
+      <w:r>
+        <w:t xml:space="preserve">over the first few epochs, the </w:t>
+      </w:r>
+      <w:r>
+        <w:t>model’s</w:t>
+      </w:r>
+      <w:r>
+        <w:t xml:space="preserve"> validation loss was unstable</w:t>
+      </w:r>
+      <w:r>
+        <w:t>,</w:t>
+      </w:r>
+      <w:r>
+        <w:t xml:space="preserve"> but it</w:t>
+      </w:r>
+      <w:r>
+        <w:t xml:space="preserve"> was</w:t>
+      </w:r>
+      <w:r>
+        <w:t xml:space="preserve"> soon </w:t>
+      </w:r>
+      <w:r>
+        <w:t>stabilised.</w:t>
+      </w:r>
+      <w:r>
+        <w:t xml:space="preserve"> </w:t>
+      </w:r>
+      <w:r>
+        <w:t>The small spike around the 6</w:t>
+      </w:r>
+      <w:r>
+        <w:rPr>
+          <w:vertAlign w:val="superscript"/>
+        </w:rPr>
+        <w:t>th</w:t>
+      </w:r>
+      <w:r>
+        <w:t xml:space="preserve"> epoch shows that the </w:t>
+      </w:r>
+      <w:proofErr w:type="spellStart"/>
+      <w:r>
+        <w:t>ReduceLROnPlateau</w:t>
+      </w:r>
+      <w:proofErr w:type="spellEnd"/>
+      <w:r>
+        <w:t xml:space="preserve"> callback adjusting the learning rate. </w:t>
+      </w:r>
+    </w:p>
+    <w:p/>
+    <w:p>
       <w:pPr>
         <w:rPr>
           <w:b/>
@@ -1133,17 +946,18 @@
           <w:sz w:val="28"/>
           <w:szCs w:val="28"/>
         </w:rPr>
-        <w:t>Confusion matrix analysis</w:t>
-      </w:r>
-      <w:r>
+        <w:t>Model Comparison:</w:t>
+      </w:r>
+    </w:p>
+    <w:p>
+      <w:pPr>
         <w:rPr>
           <w:b/>
           <w:bCs/>
           <w:sz w:val="28"/>
           <w:szCs w:val="28"/>
         </w:rPr>
-        <w:t>:</w:t>
-      </w:r>
+      </w:pPr>
       <w:r>
         <w:rPr>
           <w:b/>
@@ -1151,30 +965,11 @@
           <w:sz w:val="28"/>
           <w:szCs w:val="28"/>
         </w:rPr>
-        <w:t xml:space="preserve"> </w:t>
-      </w:r>
-    </w:p>
-    <w:p>
-      <w:pPr>
-        <w:rPr>
-          <w:b/>
-          <w:bCs/>
-          <w:sz w:val="28"/>
-          <w:szCs w:val="28"/>
-        </w:rPr>
-      </w:pPr>
-      <w:r>
-        <w:rPr>
-          <w:b/>
-          <w:bCs/>
-          <w:sz w:val="28"/>
-          <w:szCs w:val="28"/>
-        </w:rPr>
         <w:drawing>
-          <wp:inline distT="0" distB="0" distL="0" distR="0" wp14:anchorId="51252ED8" wp14:editId="38E51C88">
-            <wp:extent cx="6365240" cy="3681454"/>
-            <wp:effectExtent l="0" t="0" r="0" b="1905"/>
-            <wp:docPr id="857034052" name="Picture 1" descr="A comparison of a graph&#10;&#10;AI-generated content may be incorrect."/>
+          <wp:inline distT="0" distB="0" distL="0" distR="0" wp14:anchorId="70912B81" wp14:editId="645FD65B">
+            <wp:extent cx="3530600" cy="1701800"/>
+            <wp:effectExtent l="0" t="0" r="0" b="0"/>
+            <wp:docPr id="619836595" name="Picture 1" descr="A screenshot of a computer&#10;&#10;AI-generated content may be incorrect."/>
             <wp:cNvGraphicFramePr>
               <a:graphicFrameLocks xmlns:a="http://schemas.openxmlformats.org/drawingml/2006/main" noChangeAspect="1"/>
             </wp:cNvGraphicFramePr>
@@ -1182,7 +977,7 @@
               <a:graphicData uri="http://schemas.openxmlformats.org/drawingml/2006/picture">
                 <pic:pic xmlns:pic="http://schemas.openxmlformats.org/drawingml/2006/picture">
                   <pic:nvPicPr>
-                    <pic:cNvPr id="857034052" name="Picture 1" descr="A comparison of a graph&#10;&#10;AI-generated content may be incorrect."/>
+                    <pic:cNvPr id="619836595" name="Picture 1" descr="A screenshot of a computer&#10;&#10;AI-generated content may be incorrect."/>
                     <pic:cNvPicPr/>
                   </pic:nvPicPr>
                   <pic:blipFill>
@@ -1194,7 +989,7 @@
                   <pic:spPr>
                     <a:xfrm>
                       <a:off x="0" y="0"/>
-                      <a:ext cx="6431402" cy="3719720"/>
+                      <a:ext cx="3530600" cy="1701800"/>
                     </a:xfrm>
                     <a:prstGeom prst="rect">
                       <a:avLst/>
@@ -1207,166 +1002,144 @@
         </w:drawing>
       </w:r>
     </w:p>
-    <w:p/>
-    <w:p>
-      <w:r>
-        <w:t>There are many misclassifications in the baseline model’s confusion matrix, espe</w:t>
-      </w:r>
-      <w:r>
-        <w:t xml:space="preserve">cially between visually </w:t>
-      </w:r>
-      <w:r>
-        <w:t>similar</w:t>
-      </w:r>
-      <w:r>
-        <w:t xml:space="preserve"> letters</w:t>
-      </w:r>
-      <w:r>
-        <w:t xml:space="preserve">. </w:t>
-      </w:r>
-      <w:r>
-        <w:t xml:space="preserve">The most mistaken letter was </w:t>
-      </w:r>
-      <w:r>
-        <w:t>T</w:t>
-      </w:r>
-      <w:r>
-        <w:t xml:space="preserve">, which had an accuracy rate of </w:t>
-      </w:r>
-      <w:r>
-        <w:t>67</w:t>
-      </w:r>
-      <w:r>
-        <w:t xml:space="preserve">% and was often mistaken for </w:t>
-      </w:r>
-      <w:r>
-        <w:t>X</w:t>
-      </w:r>
-      <w:r>
-        <w:t xml:space="preserve">. </w:t>
-      </w:r>
-      <w:r>
-        <w:t>S</w:t>
-      </w:r>
-      <w:r>
-        <w:t xml:space="preserve"> also had an accuracy rate of </w:t>
-      </w:r>
-      <w:r>
-        <w:t>74</w:t>
-      </w:r>
-      <w:r>
-        <w:t xml:space="preserve">% and was often misclassified as </w:t>
-      </w:r>
-      <w:r>
-        <w:t>M and E</w:t>
-      </w:r>
-      <w:r>
-        <w:t>.</w:t>
+    <w:p>
+      <w:r>
+        <w:t>The performance of both the model</w:t>
+      </w:r>
+      <w:r>
+        <w:t>s</w:t>
       </w:r>
       <w:r>
         <w:t xml:space="preserve"> </w:t>
       </w:r>
       <w:r>
-        <w:t xml:space="preserve">N had an accuracy of 70% often misclassified as A. </w:t>
+        <w:t xml:space="preserve">on the test set is summarised here. </w:t>
+      </w:r>
+      <w:r>
+        <w:t xml:space="preserve">The enhanced model performed better than the baseline model in every </w:t>
+      </w:r>
+      <w:r>
+        <w:t>metric</w:t>
+      </w:r>
+      <w:r>
+        <w:t xml:space="preserve"> with an accuracy of </w:t>
+      </w:r>
+      <w:r>
+        <w:t>9</w:t>
+      </w:r>
+      <w:r>
+        <w:t>9.62</w:t>
+      </w:r>
+      <w:r>
+        <w:t>%</w:t>
       </w:r>
       <w:r>
         <w:t xml:space="preserve"> </w:t>
       </w:r>
       <w:r>
-        <w:t xml:space="preserve">Nearly </w:t>
-      </w:r>
-      <w:r>
-        <w:t>all</w:t>
-      </w:r>
-      <w:r>
-        <w:t xml:space="preserve"> these errors were </w:t>
-      </w:r>
-      <w:r>
-        <w:t xml:space="preserve">reduced in the enhanced </w:t>
-      </w:r>
-      <w:r>
-        <w:t>model,</w:t>
+        <w:t>compared to 9</w:t>
+      </w:r>
+      <w:r>
+        <w:t>2.48</w:t>
+      </w:r>
+      <w:r>
+        <w:t>%</w:t>
       </w:r>
       <w:r>
         <w:t xml:space="preserve"> </w:t>
       </w:r>
       <w:r>
-        <w:t xml:space="preserve">except </w:t>
-      </w:r>
-      <w:r>
-        <w:t>T</w:t>
-      </w:r>
-      <w:r>
-        <w:t xml:space="preserve"> with a</w:t>
-      </w:r>
-      <w:r>
-        <w:t>n</w:t>
+        <w:t xml:space="preserve">for the baseline model. </w:t>
+      </w:r>
+      <w:r>
+        <w:t xml:space="preserve">The enhanced model had </w:t>
+      </w:r>
+      <w:r>
+        <w:t>fewer</w:t>
+      </w:r>
+      <w:r>
+        <w:t xml:space="preserve"> parameters than the baseline model</w:t>
       </w:r>
       <w:r>
         <w:t xml:space="preserve"> </w:t>
       </w:r>
       <w:r>
-        <w:t>85</w:t>
-      </w:r>
-      <w:r>
-        <w:t xml:space="preserve">% </w:t>
-      </w:r>
-      <w:r>
-        <w:t>accuracy rate</w:t>
-      </w:r>
-      <w:r>
-        <w:t xml:space="preserve">, which was confused with </w:t>
-      </w:r>
-      <w:r>
-        <w:t xml:space="preserve">G, </w:t>
-      </w:r>
-      <w:r>
-        <w:t xml:space="preserve">indicating </w:t>
-      </w:r>
-      <w:r>
-        <w:t xml:space="preserve">that this </w:t>
-      </w:r>
-      <w:r>
-        <w:t>letter</w:t>
-      </w:r>
-      <w:r>
-        <w:t xml:space="preserve"> is still </w:t>
-      </w:r>
-      <w:r>
-        <w:t>visually difficult even with the enhanced model.</w:t>
+        <w:t>and also</w:t>
+      </w:r>
+      <w:r>
+        <w:t xml:space="preserve"> reduced the loss from 0.</w:t>
+      </w:r>
+      <w:r>
+        <w:t>2</w:t>
+      </w:r>
+      <w:r>
+        <w:t>347</w:t>
+      </w:r>
+      <w:r>
+        <w:t xml:space="preserve"> in baseline </w:t>
+      </w:r>
+      <w:r>
+        <w:lastRenderedPageBreak/>
+        <w:t>to 0.</w:t>
+      </w:r>
+      <w:r>
+        <w:t>0090</w:t>
+      </w:r>
+      <w:r>
+        <w:t xml:space="preserve"> in enhanced model</w:t>
+      </w:r>
+      <w:r>
+        <w:t xml:space="preserve">. The enhanced model trained for </w:t>
+      </w:r>
+      <w:r>
+        <w:t>1</w:t>
+      </w:r>
+      <w:r>
+        <w:t>4</w:t>
+      </w:r>
+      <w:r>
+        <w:t xml:space="preserve"> epochs in </w:t>
+      </w:r>
+      <w:r>
+        <w:t>65</w:t>
+      </w:r>
+      <w:r>
+        <w:t xml:space="preserve"> seconds whereas the baseline model trained for 1</w:t>
+      </w:r>
+      <w:r>
+        <w:t>7</w:t>
+      </w:r>
+      <w:r>
+        <w:t xml:space="preserve"> epochs in </w:t>
+      </w:r>
+      <w:r>
+        <w:t xml:space="preserve">38 </w:t>
+      </w:r>
+      <w:r>
+        <w:t>seconds</w:t>
+      </w:r>
+      <w:r>
+        <w:t xml:space="preserve">. Random </w:t>
+      </w:r>
+      <w:r>
+        <w:t>weight</w:t>
       </w:r>
       <w:r>
         <w:t xml:space="preserve"> </w:t>
       </w:r>
       <w:r>
-        <w:t>T</w:t>
-      </w:r>
-      <w:r>
-        <w:t xml:space="preserve">he </w:t>
-      </w:r>
-      <w:r>
-        <w:t xml:space="preserve">confusion matrix of the </w:t>
-      </w:r>
-      <w:r>
-        <w:t>enhanced model</w:t>
-      </w:r>
-      <w:r>
-        <w:t xml:space="preserve"> shows a near perfect </w:t>
-      </w:r>
-      <w:r>
-        <w:t>diagonal</w:t>
-      </w:r>
-      <w:r>
-        <w:t xml:space="preserve"> with almost no </w:t>
-      </w:r>
-      <w:r>
-        <w:t>misclassifications</w:t>
-      </w:r>
-      <w:r>
-        <w:t xml:space="preserve">. </w:t>
-      </w:r>
-    </w:p>
-    <w:p/>
+        <w:t>initialisation</w:t>
+      </w:r>
+      <w:r>
+        <w:t xml:space="preserve"> caused the training times to change across runs, but the enhanced model </w:t>
+      </w:r>
+      <w:r>
+        <w:t>consistently achieved more accuracy than the baseline</w:t>
+      </w:r>
+      <w:r>
+        <w:t xml:space="preserve"> model. </w:t>
+      </w:r>
+    </w:p>
     <w:p>
       <w:pPr>
         <w:rPr>
@@ -1376,15 +1149,16 @@
           <w:szCs w:val="28"/>
         </w:rPr>
       </w:pPr>
-      <w:r>
+    </w:p>
+    <w:p>
+      <w:pPr>
         <w:rPr>
           <w:b/>
           <w:bCs/>
           <w:sz w:val="28"/>
           <w:szCs w:val="28"/>
         </w:rPr>
-        <w:t>Classification report</w:t>
-      </w:r>
+      </w:pPr>
       <w:r>
         <w:rPr>
           <w:b/>
@@ -1392,20 +1166,48 @@
           <w:sz w:val="28"/>
           <w:szCs w:val="28"/>
         </w:rPr>
+        <w:t>Confusion matrix analysis</w:t>
+      </w:r>
+      <w:r>
+        <w:rPr>
+          <w:b/>
+          <w:bCs/>
+          <w:sz w:val="28"/>
+          <w:szCs w:val="28"/>
+        </w:rPr>
         <w:t>:</w:t>
       </w:r>
-    </w:p>
-    <w:p>
-      <w:r>
-        <w:rPr>
-          <w:noProof/>
-        </w:rPr>
-        <w:lastRenderedPageBreak/>
+      <w:r>
+        <w:rPr>
+          <w:b/>
+          <w:bCs/>
+          <w:sz w:val="28"/>
+          <w:szCs w:val="28"/>
+        </w:rPr>
+        <w:t xml:space="preserve"> </w:t>
+      </w:r>
+    </w:p>
+    <w:p>
+      <w:pPr>
+        <w:rPr>
+          <w:b/>
+          <w:bCs/>
+          <w:sz w:val="28"/>
+          <w:szCs w:val="28"/>
+        </w:rPr>
+      </w:pPr>
+      <w:r>
+        <w:rPr>
+          <w:b/>
+          <w:bCs/>
+          <w:sz w:val="28"/>
+          <w:szCs w:val="28"/>
+        </w:rPr>
         <w:drawing>
-          <wp:inline distT="0" distB="0" distL="0" distR="0" wp14:anchorId="7FD418AC" wp14:editId="432B7E62">
-            <wp:extent cx="2711395" cy="2888226"/>
-            <wp:effectExtent l="0" t="0" r="0" b="0"/>
-            <wp:docPr id="653993278" name="Picture 1" descr="A screenshot of a computer&#10;&#10;AI-generated content may be incorrect."/>
+          <wp:inline distT="0" distB="0" distL="0" distR="0" wp14:anchorId="46B9956E" wp14:editId="35EE801B">
+            <wp:extent cx="5731510" cy="3195955"/>
+            <wp:effectExtent l="0" t="0" r="0" b="4445"/>
+            <wp:docPr id="1382156228" name="Picture 1" descr="A graph of a number of numbers&#10;&#10;AI-generated content may be incorrect."/>
             <wp:cNvGraphicFramePr>
               <a:graphicFrameLocks xmlns:a="http://schemas.openxmlformats.org/drawingml/2006/main" noChangeAspect="1"/>
             </wp:cNvGraphicFramePr>
@@ -1413,7 +1215,7 @@
               <a:graphicData uri="http://schemas.openxmlformats.org/drawingml/2006/picture">
                 <pic:pic xmlns:pic="http://schemas.openxmlformats.org/drawingml/2006/picture">
                   <pic:nvPicPr>
-                    <pic:cNvPr id="653993278" name="Picture 1" descr="A screenshot of a computer&#10;&#10;AI-generated content may be incorrect."/>
+                    <pic:cNvPr id="1382156228" name="Picture 1" descr="A graph of a number of numbers&#10;&#10;AI-generated content may be incorrect."/>
                     <pic:cNvPicPr/>
                   </pic:nvPicPr>
                   <pic:blipFill>
@@ -1425,7 +1227,7 @@
                   <pic:spPr>
                     <a:xfrm>
                       <a:off x="0" y="0"/>
-                      <a:ext cx="2711395" cy="2888226"/>
+                      <a:ext cx="5731510" cy="3195955"/>
                     </a:xfrm>
                     <a:prstGeom prst="rect">
                       <a:avLst/>
@@ -1437,21 +1239,344 @@
           </wp:inline>
         </w:drawing>
       </w:r>
+    </w:p>
+    <w:p/>
+    <w:p>
+      <w:r>
+        <w:t>There are many misclassifications in the baseline model’s confusion matrix, espe</w:t>
+      </w:r>
+      <w:r>
+        <w:t xml:space="preserve">cially between visually </w:t>
+      </w:r>
+      <w:r>
+        <w:t>similar</w:t>
+      </w:r>
+      <w:r>
+        <w:t xml:space="preserve"> letters</w:t>
+      </w:r>
+      <w:r>
+        <w:t xml:space="preserve">. </w:t>
+      </w:r>
+      <w:r>
+        <w:t xml:space="preserve">The most mistaken letter was </w:t>
+      </w:r>
+      <w:r>
+        <w:t>T</w:t>
+      </w:r>
+      <w:r>
+        <w:t xml:space="preserve">, which had an accuracy rate of </w:t>
+      </w:r>
+      <w:r>
+        <w:t>7</w:t>
+      </w:r>
+      <w:r>
+        <w:t>2</w:t>
+      </w:r>
+      <w:r>
+        <w:t xml:space="preserve">% and was often mistaken for </w:t>
+      </w:r>
+      <w:r>
+        <w:t>X</w:t>
+      </w:r>
+      <w:r>
+        <w:t>and L</w:t>
+      </w:r>
+      <w:r>
+        <w:t xml:space="preserve">. </w:t>
+      </w:r>
+      <w:r>
+        <w:t>N</w:t>
+      </w:r>
+      <w:r>
+        <w:t xml:space="preserve"> also had an accuracy rate of </w:t>
+      </w:r>
+      <w:r>
+        <w:t>7</w:t>
+      </w:r>
+      <w:r>
+        <w:t>9</w:t>
+      </w:r>
+      <w:r>
+        <w:t xml:space="preserve">% and was </w:t>
+      </w:r>
+      <w:r>
+        <w:t>mostly</w:t>
+      </w:r>
+      <w:r>
+        <w:t xml:space="preserve"> misclassified as </w:t>
+      </w:r>
+      <w:r>
+        <w:t>A</w:t>
+      </w:r>
+      <w:r>
+        <w:t>.</w:t>
+      </w:r>
+      <w:r>
+        <w:t xml:space="preserve"> </w:t>
+      </w:r>
+      <w:r>
+        <w:t>V</w:t>
+      </w:r>
+      <w:r>
+        <w:t xml:space="preserve"> had an accuracy of 7</w:t>
+      </w:r>
+      <w:r>
+        <w:t>7</w:t>
+      </w:r>
+      <w:r>
+        <w:t xml:space="preserve">% often misclassified as </w:t>
+      </w:r>
+      <w:r>
+        <w:t xml:space="preserve">W. </w:t>
+      </w:r>
+      <w:r>
+        <w:t xml:space="preserve"> </w:t>
+      </w:r>
+      <w:r>
+        <w:t xml:space="preserve"> </w:t>
+      </w:r>
+      <w:r>
+        <w:t xml:space="preserve">Nearly </w:t>
+      </w:r>
+      <w:r>
+        <w:t>all</w:t>
+      </w:r>
+      <w:r>
+        <w:t xml:space="preserve"> these errors were </w:t>
+      </w:r>
+      <w:r>
+        <w:t xml:space="preserve">reduced in the enhanced </w:t>
+      </w:r>
+      <w:r>
+        <w:t>model,</w:t>
+      </w:r>
+      <w:r>
+        <w:t xml:space="preserve"> </w:t>
+      </w:r>
+      <w:r>
+        <w:t xml:space="preserve">except </w:t>
+      </w:r>
+      <w:r>
+        <w:t>S</w:t>
+      </w:r>
+      <w:r>
+        <w:t xml:space="preserve"> with a </w:t>
+      </w:r>
+      <w:r>
+        <w:t>93</w:t>
+      </w:r>
+      <w:r>
+        <w:t xml:space="preserve">% </w:t>
+      </w:r>
+      <w:r>
+        <w:t>accuracy rate</w:t>
+      </w:r>
+      <w:r>
+        <w:t xml:space="preserve">, which was confused with </w:t>
+      </w:r>
+      <w:r>
+        <w:t xml:space="preserve">E. </w:t>
+      </w:r>
+      <w:r>
+        <w:t xml:space="preserve"> </w:t>
+      </w:r>
+      <w:r>
+        <w:t>T</w:t>
+      </w:r>
+      <w:r>
+        <w:t xml:space="preserve">he </w:t>
+      </w:r>
+      <w:r>
+        <w:t xml:space="preserve">confusion matrix of the </w:t>
+      </w:r>
+      <w:r>
+        <w:t>enhanced model</w:t>
+      </w:r>
+      <w:r>
+        <w:t xml:space="preserve"> shows a near perfect </w:t>
+      </w:r>
+      <w:r>
+        <w:t>diagonal</w:t>
+      </w:r>
+      <w:r>
+        <w:t xml:space="preserve"> with almost no </w:t>
+      </w:r>
+      <w:r>
+        <w:t>misclassifications</w:t>
+      </w:r>
+      <w:r>
+        <w:t xml:space="preserve">. </w:t>
+      </w:r>
+    </w:p>
+    <w:p/>
+    <w:p>
+      <w:pPr>
+        <w:rPr>
+          <w:b/>
+          <w:bCs/>
+          <w:sz w:val="28"/>
+          <w:szCs w:val="28"/>
+        </w:rPr>
+      </w:pPr>
+    </w:p>
+    <w:p>
+      <w:pPr>
+        <w:rPr>
+          <w:b/>
+          <w:bCs/>
+          <w:sz w:val="28"/>
+          <w:szCs w:val="28"/>
+        </w:rPr>
+      </w:pPr>
+    </w:p>
+    <w:p>
+      <w:pPr>
+        <w:rPr>
+          <w:b/>
+          <w:bCs/>
+          <w:sz w:val="28"/>
+          <w:szCs w:val="28"/>
+        </w:rPr>
+      </w:pPr>
+    </w:p>
+    <w:p>
+      <w:pPr>
+        <w:rPr>
+          <w:b/>
+          <w:bCs/>
+          <w:sz w:val="28"/>
+          <w:szCs w:val="28"/>
+        </w:rPr>
+      </w:pPr>
+    </w:p>
+    <w:p>
+      <w:pPr>
+        <w:rPr>
+          <w:b/>
+          <w:bCs/>
+          <w:sz w:val="28"/>
+          <w:szCs w:val="28"/>
+        </w:rPr>
+      </w:pPr>
+    </w:p>
+    <w:p>
+      <w:pPr>
+        <w:rPr>
+          <w:b/>
+          <w:bCs/>
+          <w:sz w:val="28"/>
+          <w:szCs w:val="28"/>
+        </w:rPr>
+      </w:pPr>
+    </w:p>
+    <w:p>
+      <w:pPr>
+        <w:rPr>
+          <w:b/>
+          <w:bCs/>
+          <w:sz w:val="28"/>
+          <w:szCs w:val="28"/>
+        </w:rPr>
+      </w:pPr>
+    </w:p>
+    <w:p>
+      <w:pPr>
+        <w:rPr>
+          <w:b/>
+          <w:bCs/>
+          <w:sz w:val="28"/>
+          <w:szCs w:val="28"/>
+        </w:rPr>
+      </w:pPr>
+    </w:p>
+    <w:p>
+      <w:pPr>
+        <w:rPr>
+          <w:b/>
+          <w:bCs/>
+          <w:sz w:val="28"/>
+          <w:szCs w:val="28"/>
+        </w:rPr>
+      </w:pPr>
+    </w:p>
+    <w:p>
+      <w:pPr>
+        <w:rPr>
+          <w:b/>
+          <w:bCs/>
+          <w:sz w:val="28"/>
+          <w:szCs w:val="28"/>
+        </w:rPr>
+      </w:pPr>
+    </w:p>
+    <w:p>
+      <w:pPr>
+        <w:rPr>
+          <w:b/>
+          <w:bCs/>
+          <w:sz w:val="28"/>
+          <w:szCs w:val="28"/>
+        </w:rPr>
+      </w:pPr>
+    </w:p>
+    <w:p>
+      <w:pPr>
+        <w:rPr>
+          <w:b/>
+          <w:bCs/>
+          <w:sz w:val="28"/>
+          <w:szCs w:val="28"/>
+        </w:rPr>
+      </w:pPr>
+    </w:p>
+    <w:p>
+      <w:pPr>
+        <w:rPr>
+          <w:b/>
+          <w:bCs/>
+          <w:sz w:val="28"/>
+          <w:szCs w:val="28"/>
+        </w:rPr>
+      </w:pPr>
+    </w:p>
+    <w:p>
+      <w:pPr>
+        <w:rPr>
+          <w:b/>
+          <w:bCs/>
+          <w:sz w:val="28"/>
+          <w:szCs w:val="28"/>
+        </w:rPr>
+      </w:pPr>
+      <w:r>
+        <w:rPr>
+          <w:b/>
+          <w:bCs/>
+          <w:sz w:val="28"/>
+          <w:szCs w:val="28"/>
+        </w:rPr>
+        <w:t>Classification report</w:t>
+      </w:r>
+      <w:r>
+        <w:rPr>
+          <w:b/>
+          <w:bCs/>
+          <w:sz w:val="28"/>
+          <w:szCs w:val="28"/>
+        </w:rPr>
+        <w:t>:</w:t>
+      </w:r>
+    </w:p>
+    <w:p>
       <w:r>
         <w:rPr>
           <w:noProof/>
         </w:rPr>
-        <w:t xml:space="preserve"> </w:t>
-      </w:r>
-      <w:r>
-        <w:rPr>
-          <w:noProof/>
-        </w:rPr>
         <w:drawing>
-          <wp:inline distT="0" distB="0" distL="0" distR="0" wp14:anchorId="7470681F" wp14:editId="03FD96E7">
-            <wp:extent cx="2557966" cy="2881078"/>
-            <wp:effectExtent l="0" t="0" r="0" b="1905"/>
-            <wp:docPr id="1201357754" name="Picture 1" descr="A screenshot of a computer screen&#10;&#10;AI-generated content may be incorrect."/>
+          <wp:inline distT="0" distB="0" distL="0" distR="0" wp14:anchorId="14E45BAB" wp14:editId="7D37D116">
+            <wp:extent cx="2894560" cy="3260035"/>
+            <wp:effectExtent l="0" t="0" r="1270" b="4445"/>
+            <wp:docPr id="2077607467" name="Picture 1" descr="A screenshot of a computer screen&#10;&#10;AI-generated content may be incorrect."/>
             <wp:cNvGraphicFramePr>
               <a:graphicFrameLocks xmlns:a="http://schemas.openxmlformats.org/drawingml/2006/main" noChangeAspect="1"/>
             </wp:cNvGraphicFramePr>
@@ -1459,7 +1584,7 @@
               <a:graphicData uri="http://schemas.openxmlformats.org/drawingml/2006/picture">
                 <pic:pic xmlns:pic="http://schemas.openxmlformats.org/drawingml/2006/picture">
                   <pic:nvPicPr>
-                    <pic:cNvPr id="1201357754" name="Picture 1" descr="A screenshot of a computer screen&#10;&#10;AI-generated content may be incorrect."/>
+                    <pic:cNvPr id="2077607467" name="Picture 1" descr="A screenshot of a computer screen&#10;&#10;AI-generated content may be incorrect."/>
                     <pic:cNvPicPr/>
                   </pic:nvPicPr>
                   <pic:blipFill>
@@ -1471,7 +1596,7 @@
                   <pic:spPr>
                     <a:xfrm>
                       <a:off x="0" y="0"/>
-                      <a:ext cx="2557966" cy="2881078"/>
+                      <a:ext cx="2894560" cy="3260035"/>
                     </a:xfrm>
                     <a:prstGeom prst="rect">
                       <a:avLst/>
@@ -1483,6 +1608,52 @@
           </wp:inline>
         </w:drawing>
       </w:r>
+      <w:r>
+        <w:rPr>
+          <w:noProof/>
+        </w:rPr>
+        <w:t xml:space="preserve"> </w:t>
+      </w:r>
+      <w:r>
+        <w:rPr>
+          <w:noProof/>
+        </w:rPr>
+        <w:drawing>
+          <wp:inline distT="0" distB="0" distL="0" distR="0" wp14:anchorId="205C2414" wp14:editId="492B1A9B">
+            <wp:extent cx="2714625" cy="3259532"/>
+            <wp:effectExtent l="0" t="0" r="3175" b="4445"/>
+            <wp:docPr id="1700830364" name="Picture 1" descr="A screenshot of a computer screen&#10;&#10;AI-generated content may be incorrect."/>
+            <wp:cNvGraphicFramePr>
+              <a:graphicFrameLocks xmlns:a="http://schemas.openxmlformats.org/drawingml/2006/main" noChangeAspect="1"/>
+            </wp:cNvGraphicFramePr>
+            <a:graphic xmlns:a="http://schemas.openxmlformats.org/drawingml/2006/main">
+              <a:graphicData uri="http://schemas.openxmlformats.org/drawingml/2006/picture">
+                <pic:pic xmlns:pic="http://schemas.openxmlformats.org/drawingml/2006/picture">
+                  <pic:nvPicPr>
+                    <pic:cNvPr id="1700830364" name="Picture 1" descr="A screenshot of a computer screen&#10;&#10;AI-generated content may be incorrect."/>
+                    <pic:cNvPicPr/>
+                  </pic:nvPicPr>
+                  <pic:blipFill>
+                    <a:blip r:embed="rId12"/>
+                    <a:stretch>
+                      <a:fillRect/>
+                    </a:stretch>
+                  </pic:blipFill>
+                  <pic:spPr>
+                    <a:xfrm>
+                      <a:off x="0" y="0"/>
+                      <a:ext cx="2714625" cy="3259532"/>
+                    </a:xfrm>
+                    <a:prstGeom prst="rect">
+                      <a:avLst/>
+                    </a:prstGeom>
+                  </pic:spPr>
+                </pic:pic>
+              </a:graphicData>
+            </a:graphic>
+          </wp:inline>
+        </w:drawing>
+      </w:r>
     </w:p>
     <w:p/>
     <w:p>
@@ -1511,19 +1682,19 @@
         <w:t xml:space="preserve"> of 0.9</w:t>
       </w:r>
       <w:r>
+        <w:t>3</w:t>
+      </w:r>
+      <w:r>
+        <w:t>, 0.9</w:t>
+      </w:r>
+      <w:r>
         <w:t>2</w:t>
       </w:r>
       <w:r>
-        <w:t>, 0.9</w:t>
-      </w:r>
-      <w:r>
-        <w:t>1</w:t>
-      </w:r>
-      <w:r>
         <w:t xml:space="preserve"> and 0.9</w:t>
       </w:r>
       <w:r>
-        <w:t>1</w:t>
+        <w:t>2</w:t>
       </w:r>
       <w:r>
         <w:t xml:space="preserve"> respectively. </w:t>
@@ -1535,153 +1706,159 @@
         <w:t xml:space="preserve">he classification table agrees with the confusion matrix </w:t>
       </w:r>
       <w:r>
-        <w:t xml:space="preserve">that </w:t>
+        <w:t>that T</w:t>
+      </w:r>
+      <w:r>
+        <w:t xml:space="preserve">, </w:t>
+      </w:r>
+      <w:r>
+        <w:t>N</w:t>
+      </w:r>
+      <w:r>
+        <w:t xml:space="preserve"> </w:t>
+      </w:r>
+      <w:r>
+        <w:t xml:space="preserve">and V </w:t>
+      </w:r>
+      <w:r>
+        <w:t>were the worst</w:t>
+      </w:r>
+      <w:r>
+        <w:t xml:space="preserve"> classes with their F1 scores being </w:t>
+      </w:r>
+      <w:r>
+        <w:t>0.7</w:t>
+      </w:r>
+      <w:r>
+        <w:t>9</w:t>
+      </w:r>
+      <w:r>
+        <w:t>, 0.</w:t>
+      </w:r>
+      <w:r>
+        <w:t>8</w:t>
+      </w:r>
+      <w:r>
+        <w:t>2</w:t>
+      </w:r>
+      <w:r>
+        <w:t xml:space="preserve"> and 0.</w:t>
+      </w:r>
+      <w:r>
+        <w:t>8</w:t>
+      </w:r>
+      <w:r>
+        <w:t>4</w:t>
+      </w:r>
+      <w:r>
+        <w:t xml:space="preserve"> respectively. </w:t>
+      </w:r>
+      <w:r>
+        <w:t>L</w:t>
+      </w:r>
+      <w:r>
+        <w:t xml:space="preserve">etters like </w:t>
+      </w:r>
+      <w:r>
+        <w:t>B, F, P</w:t>
+      </w:r>
+      <w:r>
+        <w:t xml:space="preserve"> and </w:t>
+      </w:r>
+      <w:r>
+        <w:t>Q</w:t>
+      </w:r>
+      <w:r>
+        <w:t xml:space="preserve"> </w:t>
+      </w:r>
+      <w:r>
+        <w:t xml:space="preserve">did well with F1 scores of 1.00. </w:t>
+      </w:r>
+    </w:p>
+    <w:p>
+      <w:r>
+        <w:t xml:space="preserve">The enhanced model </w:t>
+      </w:r>
+      <w:r>
+        <w:t>achieved an overall accuracy of 99</w:t>
+      </w:r>
+      <w:r>
+        <w:t>%</w:t>
+      </w:r>
+      <w:r>
+        <w:t xml:space="preserve"> with macro average precision, recall and F1</w:t>
+      </w:r>
+      <w:r>
+        <w:t xml:space="preserve"> all at 0.99. </w:t>
+      </w:r>
+      <w:r>
+        <w:t>A</w:t>
+      </w:r>
+      <w:r>
+        <w:t xml:space="preserve">lmost all the classes achieved a perfect score </w:t>
+      </w:r>
+      <w:r>
+        <w:t xml:space="preserve">except </w:t>
+      </w:r>
+      <w:r>
+        <w:t>E</w:t>
+      </w:r>
+      <w:r>
+        <w:t xml:space="preserve"> (F1 = 0.9</w:t>
+      </w:r>
+      <w:r>
+        <w:t>8</w:t>
+      </w:r>
+      <w:r>
+        <w:t xml:space="preserve">), </w:t>
       </w:r>
       <w:r>
         <w:t>S</w:t>
       </w:r>
       <w:r>
-        <w:t xml:space="preserve">, T and </w:t>
-      </w:r>
-      <w:r>
-        <w:t>N</w:t>
-      </w:r>
-      <w:r>
-        <w:t xml:space="preserve"> were the worst</w:t>
-      </w:r>
-      <w:r>
-        <w:t xml:space="preserve"> classes with their F1 scores being </w:t>
-      </w:r>
-      <w:r>
-        <w:t>0.7</w:t>
-      </w:r>
-      <w:r>
-        <w:t>5</w:t>
-      </w:r>
-      <w:r>
-        <w:t>, 0.7</w:t>
-      </w:r>
-      <w:r>
-        <w:t>2</w:t>
-      </w:r>
-      <w:r>
-        <w:t xml:space="preserve"> and 0.</w:t>
-      </w:r>
-      <w:r>
-        <w:t>8</w:t>
-      </w:r>
-      <w:r>
-        <w:t>1</w:t>
-      </w:r>
-      <w:r>
-        <w:t xml:space="preserve"> respectively. </w:t>
-      </w:r>
-      <w:r>
-        <w:t>L</w:t>
-      </w:r>
-      <w:r>
-        <w:t xml:space="preserve">etters like </w:t>
-      </w:r>
-      <w:r>
-        <w:t>C</w:t>
-      </w:r>
-      <w:r>
-        <w:t xml:space="preserve"> and </w:t>
-      </w:r>
-      <w:r>
-        <w:t>F</w:t>
+        <w:t xml:space="preserve"> (F1 = 0.9</w:t>
+      </w:r>
+      <w:r>
+        <w:t>7</w:t>
+      </w:r>
+      <w:r>
+        <w:t>)</w:t>
       </w:r>
       <w:r>
         <w:t xml:space="preserve"> </w:t>
       </w:r>
       <w:r>
-        <w:t xml:space="preserve">did well with F1 scores of 1.00. </w:t>
-      </w:r>
-    </w:p>
-    <w:p>
-      <w:r>
-        <w:t xml:space="preserve">The enhanced model </w:t>
-      </w:r>
-      <w:r>
-        <w:t>achieved an overall accuracy of 99</w:t>
-      </w:r>
-      <w:r>
-        <w:t>%</w:t>
-      </w:r>
-      <w:r>
-        <w:t xml:space="preserve"> with macro average precision, recall and F1</w:t>
-      </w:r>
-      <w:r>
-        <w:t xml:space="preserve"> all at 0.99. </w:t>
-      </w:r>
-      <w:r>
-        <w:t>A</w:t>
-      </w:r>
-      <w:r>
-        <w:t xml:space="preserve">lmost all the classes achieved a perfect score </w:t>
-      </w:r>
-      <w:r>
-        <w:t xml:space="preserve">except </w:t>
-      </w:r>
-      <w:r>
-        <w:t>G</w:t>
-      </w:r>
-      <w:r>
-        <w:t xml:space="preserve"> (F1 = 0.9</w:t>
-      </w:r>
-      <w:r>
-        <w:t>5</w:t>
-      </w:r>
-      <w:r>
-        <w:t xml:space="preserve">), </w:t>
-      </w:r>
-      <w:r>
-        <w:t>N</w:t>
-      </w:r>
-      <w:r>
-        <w:t xml:space="preserve"> (F1 = 0.9</w:t>
-      </w:r>
-      <w:r>
-        <w:t>6</w:t>
-      </w:r>
-      <w:r>
-        <w:t xml:space="preserve">), </w:t>
-      </w:r>
-      <w:r>
-        <w:t>E</w:t>
+        <w:t>and T (F1 = 0.9</w:t>
+      </w:r>
+      <w:r>
+        <w:t>8)</w:t>
+      </w:r>
+      <w:r>
+        <w:t xml:space="preserve">. </w:t>
+      </w:r>
+      <w:r>
+        <w:t>T</w:t>
+      </w:r>
+      <w:r>
+        <w:t xml:space="preserve">his shows that T </w:t>
+      </w:r>
+      <w:r>
+        <w:t>remains to be one of the</w:t>
+      </w:r>
+      <w:r>
+        <w:t xml:space="preserve"> harde</w:t>
+      </w:r>
+      <w:r>
+        <w:t>r</w:t>
       </w:r>
       <w:r>
         <w:t xml:space="preserve"> </w:t>
       </w:r>
       <w:r>
-        <w:t>(F1 = 0.9</w:t>
-      </w:r>
-      <w:r>
-        <w:t>8</w:t>
-      </w:r>
-      <w:r>
-        <w:t>), and T (F1 = 0.9</w:t>
-      </w:r>
-      <w:r>
-        <w:t>2</w:t>
-      </w:r>
-      <w:r>
-        <w:t>)</w:t>
-      </w:r>
-      <w:r>
-        <w:t xml:space="preserve">. </w:t>
-      </w:r>
-      <w:r>
-        <w:t>T</w:t>
-      </w:r>
-      <w:r>
-        <w:t xml:space="preserve">his shows that T </w:t>
-      </w:r>
-      <w:r>
-        <w:t>and G are</w:t>
-      </w:r>
-      <w:r>
-        <w:t xml:space="preserve"> still the hardest letter even for the enhanced model. </w:t>
+        <w:t>letters</w:t>
+      </w:r>
+      <w:r>
+        <w:t xml:space="preserve"> even for the enhanced model. </w:t>
       </w:r>
       <w:r>
         <w:t>The increase in</w:t>
@@ -1690,7 +1867,13 @@
         <w:t xml:space="preserve"> the</w:t>
       </w:r>
       <w:r>
-        <w:t xml:space="preserve"> F1 score across all the class shows that the enhanced model</w:t>
+        <w:t xml:space="preserve"> F1 score across all the class</w:t>
+      </w:r>
+      <w:r>
+        <w:t>es</w:t>
+      </w:r>
+      <w:r>
+        <w:t xml:space="preserve"> shows that the enhanced model</w:t>
       </w:r>
       <w:r>
         <w:t xml:space="preserve"> generalises better and makes fewer errors </w:t>
@@ -1740,7 +1923,6 @@
         <w:t>a few limitations that should be discussed.</w:t>
       </w:r>
     </w:p>
-    <w:p/>
     <w:p>
       <w:r>
         <w:t>There are some restrictions on the sign language MNIST</w:t>
@@ -1788,7 +1970,6 @@
         <w:t xml:space="preserve">hand sizes would be necessary for a deeper evaluation. </w:t>
       </w:r>
     </w:p>
-    <w:p/>
     <w:p>
       <w:r>
         <w:t xml:space="preserve">The dataset also </w:t>
@@ -1835,7 +2016,11 @@
         <w:t xml:space="preserve"> sign language recognition </w:t>
       </w:r>
       <w:r>
-        <w:t>system would need to include video input and an architecture other than a CNN</w:t>
+        <w:t xml:space="preserve">system would need to include video input and an </w:t>
+      </w:r>
+      <w:r>
+        <w:lastRenderedPageBreak/>
+        <w:t>architecture other than a CNN</w:t>
       </w:r>
       <w:r>
         <w:t xml:space="preserve">, most likely using </w:t>
@@ -1855,8 +2040,10 @@
       <w:r>
         <w:t>)</w:t>
       </w:r>
-    </w:p>
-    <w:p/>
+      <w:r>
+        <w:t xml:space="preserve">. </w:t>
+      </w:r>
+    </w:p>
     <w:p>
       <w:r>
         <w:t>The enhanced model</w:t>
@@ -1901,7 +2088,6 @@
         <w:t xml:space="preserve">. </w:t>
       </w:r>
     </w:p>
-    <w:p/>
     <w:p>
       <w:r>
         <w:t>Increasing the resolution to capture finer hand characteristics,</w:t>
@@ -1939,7 +2125,6 @@
         <w:t xml:space="preserve"> could also improve generalisation on a real-world data. </w:t>
       </w:r>
     </w:p>
-    <w:p/>
     <w:p>
       <w:r>
         <w:t xml:space="preserve">The gap between </w:t>
@@ -2010,9 +2195,11 @@
       <w:r>
         <w:t xml:space="preserve">Deep Hand: How to Train a CNN on 1 </w:t>
       </w:r>
+      <w:proofErr w:type="gramStart"/>
       <w:r>
         <w:t>Million</w:t>
       </w:r>
+      <w:proofErr w:type="gramEnd"/>
       <w:r>
         <w:t xml:space="preserve"> Hand Images When Your Data Is Continuous and Weakly Labelled’</w:t>
       </w:r>
@@ -3378,6 +3565,18 @@
 </a:theme>
 </file>
 
+<file path=customXml/item1.xml><?xml version="1.0" encoding="utf-8"?>
+<b:Sources xmlns:b="http://schemas.openxmlformats.org/officeDocument/2006/bibliography" xmlns="http://schemas.openxmlformats.org/officeDocument/2006/bibliography" SelectedStyle="/APASixthEditionOfficeOnline.xsl" StyleName="APA" Version="6"/>
+</file>
+
+<file path=customXml/itemProps1.xml><?xml version="1.0" encoding="utf-8"?>
+<ds:datastoreItem xmlns:ds="http://schemas.openxmlformats.org/officeDocument/2006/customXml" ds:itemID="{95CAB64B-D2AF-A640-9D02-6BE1FD69863F}">
+  <ds:schemaRefs>
+    <ds:schemaRef ds:uri="http://schemas.openxmlformats.org/officeDocument/2006/bibliography"/>
+  </ds:schemaRefs>
+</ds:datastoreItem>
+</file>
+
 <file path=docMetadata/LabelInfo.xml><?xml version="1.0" encoding="utf-8"?>
 <clbl:labelList xmlns:clbl="http://schemas.microsoft.com/office/2020/mipLabelMetadata">
   <clbl:label id="{d6fa6db5-9f3a-4c93-9e38-61059ee07e95}" enabled="1" method="Standard" siteId="{4e8d09f7-cc79-4ccb-9149-a4238dd17422}" removed="0"/>

--- a/CSCU9M5_assignment_reflection.docx
+++ b/CSCU9M5_assignment_reflection.docx
@@ -22,7 +22,21 @@
           <w:sz w:val="44"/>
           <w:szCs w:val="44"/>
         </w:rPr>
-        <w:t xml:space="preserve"> REFLECTION </w:t>
+        <w:t xml:space="preserve"> </w:t>
+      </w:r>
+      <w:r>
+        <w:rPr>
+          <w:sz w:val="44"/>
+          <w:szCs w:val="44"/>
+        </w:rPr>
+        <w:t>REPORT</w:t>
+      </w:r>
+      <w:r>
+        <w:rPr>
+          <w:sz w:val="44"/>
+          <w:szCs w:val="44"/>
+        </w:rPr>
+        <w:t xml:space="preserve"> </w:t>
       </w:r>
     </w:p>
     <w:p>
@@ -447,31 +461,15 @@
         <w:t xml:space="preserve">the convolutional blocks. </w:t>
       </w:r>
       <w:r>
-        <w:t xml:space="preserve">There </w:t>
-      </w:r>
-      <w:proofErr w:type="gramStart"/>
-      <w:r>
-        <w:t>are</w:t>
-      </w:r>
-      <w:proofErr w:type="gramEnd"/>
-      <w:r>
-        <w:t xml:space="preserve"> a total of 423,577 trainable parameters in the baseline model. </w:t>
-      </w:r>
-    </w:p>
-    <w:p>
-      <w:r>
-        <w:t xml:space="preserve">The enhanced model is inspired by </w:t>
-      </w:r>
-      <w:proofErr w:type="spellStart"/>
-      <w:r>
-        <w:t>VGG</w:t>
-      </w:r>
-      <w:r>
-        <w:t>Net</w:t>
-      </w:r>
-      <w:proofErr w:type="spellEnd"/>
-      <w:r>
-        <w:t xml:space="preserve"> (Sim</w:t>
+        <w:t xml:space="preserve">There are a total of 423,577 trainable parameters in the baseline model. </w:t>
+      </w:r>
+    </w:p>
+    <w:p>
+      <w:r>
+        <w:t>The enhanced model is inspired by VGG</w:t>
+      </w:r>
+      <w:r>
+        <w:t>Net (Sim</w:t>
       </w:r>
       <w:r>
         <w:t>onyan and Zisserman, 2014</w:t>
@@ -492,15 +490,7 @@
         <w:t>Three blocks, each having a filter size of 32, 64 and 128, make up the model</w:t>
       </w:r>
       <w:r>
-        <w:t xml:space="preserve">. After every convolutional layer, </w:t>
-      </w:r>
-      <w:proofErr w:type="spellStart"/>
-      <w:r>
-        <w:t>BatchNormalisation</w:t>
-      </w:r>
-      <w:proofErr w:type="spellEnd"/>
-      <w:r>
-        <w:t xml:space="preserve"> is app</w:t>
+        <w:t>. After every convolutional layer, BatchNormalisation is app</w:t>
       </w:r>
       <w:r>
         <w:t xml:space="preserve">lied to </w:t>
@@ -646,37 +636,19 @@
         <w:t xml:space="preserve"> </w:t>
       </w:r>
       <w:r>
-        <w:t xml:space="preserve">but </w:t>
-      </w:r>
-      <w:proofErr w:type="spellStart"/>
-      <w:r>
-        <w:t>EarlyStopping</w:t>
-      </w:r>
-      <w:proofErr w:type="spellEnd"/>
-      <w:r>
-        <w:t xml:space="preserve"> was also used to</w:t>
+        <w:t>but EarlyStopping was also used to</w:t>
       </w:r>
       <w:r>
         <w:t xml:space="preserve"> stop training when validation accuracy did not improve for 10 consecutive epochs. </w:t>
       </w:r>
-      <w:proofErr w:type="gramStart"/>
-      <w:r>
-        <w:t>In order to</w:t>
-      </w:r>
-      <w:proofErr w:type="gramEnd"/>
-      <w:r>
-        <w:t xml:space="preserve"> help the model fine-tune without diverging, </w:t>
-      </w:r>
-      <w:proofErr w:type="spellStart"/>
+      <w:r>
+        <w:t xml:space="preserve">In order to help the model fine-tune without diverging, </w:t>
+      </w:r>
       <w:r>
         <w:t>ReduceLR</w:t>
       </w:r>
       <w:r>
-        <w:t>OnPlateau</w:t>
-      </w:r>
-      <w:proofErr w:type="spellEnd"/>
-      <w:r>
-        <w:t xml:space="preserve"> was also used to cut the learning</w:t>
+        <w:t>OnPlateau was also used to cut the learning</w:t>
       </w:r>
       <w:r>
         <w:t xml:space="preserve"> rate in half </w:t>
@@ -691,15 +663,7 @@
         <w:t>; 0.5 in the baseline model and 0.25 in the enhanced model</w:t>
       </w:r>
       <w:r>
-        <w:t xml:space="preserve">. </w:t>
-      </w:r>
-      <w:proofErr w:type="spellStart"/>
-      <w:r>
-        <w:t>BatchNormalisation</w:t>
-      </w:r>
-      <w:proofErr w:type="spellEnd"/>
-      <w:r>
-        <w:t xml:space="preserve"> was also used in the enhanced model </w:t>
+        <w:t xml:space="preserve">. BatchNormalisation was also used in the enhanced model </w:t>
       </w:r>
       <w:r>
         <w:t xml:space="preserve">after each convolutional layer to stabilise training. </w:t>
@@ -871,15 +835,7 @@
         <w:t>2</w:t>
       </w:r>
       <w:r>
-        <w:t xml:space="preserve">. As the </w:t>
-      </w:r>
-      <w:proofErr w:type="spellStart"/>
-      <w:r>
-        <w:t>BatchNormalisation</w:t>
-      </w:r>
-      <w:proofErr w:type="spellEnd"/>
-      <w:r>
-        <w:t xml:space="preserve"> layers were warming up </w:t>
+        <w:t xml:space="preserve">. As the BatchNormalisation layers were warming up </w:t>
       </w:r>
       <w:r>
         <w:t xml:space="preserve">over the first few epochs, the </w:t>
@@ -918,15 +874,7 @@
         <w:t>th</w:t>
       </w:r>
       <w:r>
-        <w:t xml:space="preserve"> epoch shows that the </w:t>
-      </w:r>
-      <w:proofErr w:type="spellStart"/>
-      <w:r>
-        <w:t>ReduceLROnPlateau</w:t>
-      </w:r>
-      <w:proofErr w:type="spellEnd"/>
-      <w:r>
-        <w:t xml:space="preserve"> callback adjusting the learning rate. </w:t>
+        <w:t xml:space="preserve"> epoch shows that the ReduceLROnPlateau callback adjusting the learning rate. </w:t>
       </w:r>
     </w:p>
     <w:p/>
@@ -1998,13 +1946,8 @@
       <w:r>
         <w:t xml:space="preserve"> motion. </w:t>
       </w:r>
-      <w:proofErr w:type="gramStart"/>
-      <w:r>
-        <w:t>In order to</w:t>
-      </w:r>
-      <w:proofErr w:type="gramEnd"/>
-      <w:r>
-        <w:t xml:space="preserve"> include dynamic motion</w:t>
+      <w:r>
+        <w:t>In order to include dynamic motion</w:t>
       </w:r>
       <w:r>
         <w:t xml:space="preserve">s, a </w:t>
@@ -2114,15 +2057,7 @@
         <w:t xml:space="preserve">Transfer learning using a pretrained model </w:t>
       </w:r>
       <w:r>
-        <w:t xml:space="preserve">like </w:t>
-      </w:r>
-      <w:proofErr w:type="spellStart"/>
-      <w:r>
-        <w:t>ResNet</w:t>
-      </w:r>
-      <w:proofErr w:type="spellEnd"/>
-      <w:r>
-        <w:t xml:space="preserve"> could also improve generalisation on a real-world data. </w:t>
+        <w:t xml:space="preserve">like ResNet could also improve generalisation on a real-world data. </w:t>
       </w:r>
     </w:p>
     <w:p>
@@ -2195,11 +2130,9 @@
       <w:r>
         <w:t xml:space="preserve">Deep Hand: How to Train a CNN on 1 </w:t>
       </w:r>
-      <w:proofErr w:type="gramStart"/>
       <w:r>
         <w:t>Million</w:t>
       </w:r>
-      <w:proofErr w:type="gramEnd"/>
       <w:r>
         <w:t xml:space="preserve"> Hand Images When Your Data Is Continuous and Weakly Labelled’</w:t>
       </w:r>
@@ -2216,23 +2149,7 @@
     <w:p/>
     <w:p>
       <w:r>
-        <w:t xml:space="preserve">Simonyan, K. and Zisserman, A. (2014) ‘Very Deep Convolutional Network for Large-Scale Image Recognition’, </w:t>
-      </w:r>
-      <w:proofErr w:type="spellStart"/>
-      <w:r>
-        <w:t>arXiv</w:t>
-      </w:r>
-      <w:proofErr w:type="spellEnd"/>
-      <w:r>
-        <w:t xml:space="preserve"> preprint </w:t>
-      </w:r>
-      <w:proofErr w:type="spellStart"/>
-      <w:r>
-        <w:t>arXiv</w:t>
-      </w:r>
-      <w:proofErr w:type="spellEnd"/>
-      <w:r>
-        <w:t xml:space="preserve">: 1409.1556. </w:t>
+        <w:t xml:space="preserve">Simonyan, K. and Zisserman, A. (2014) ‘Very Deep Convolutional Network for Large-Scale Image Recognition’, arXiv preprint arXiv: 1409.1556. </w:t>
       </w:r>
       <w:r>
         <w:t>Available</w:t>
@@ -3570,7 +3487,7 @@
 </file>
 
 <file path=customXml/itemProps1.xml><?xml version="1.0" encoding="utf-8"?>
-<ds:datastoreItem xmlns:ds="http://schemas.openxmlformats.org/officeDocument/2006/customXml" ds:itemID="{95CAB64B-D2AF-A640-9D02-6BE1FD69863F}">
+<ds:datastoreItem xmlns:ds="http://schemas.openxmlformats.org/officeDocument/2006/customXml" ds:itemID="{328E12DE-AB4F-5F42-9E02-AC73499E8C41}">
   <ds:schemaRefs>
     <ds:schemaRef ds:uri="http://schemas.openxmlformats.org/officeDocument/2006/bibliography"/>
   </ds:schemaRefs>
